--- a/06_Estandarizacion_Procesos/Planilla_Relevamiento_Tortillas_Estilizado.docx
+++ b/06_Estandarizacion_Procesos/Planilla_Relevamiento_Tortillas_Estilizado.docx
@@ -10,7 +10,7 @@
         <w:rPr>
           <w:b/>
           <w:color w:val="2D3B14"/>
-          <w:sz w:val="36"/>
+          <w:sz w:val="32"/>
         </w:rPr>
         <w:t>PLANILLA DE RELEVAMIENTO DE TIEMPOS Y DATOS</w:t>
         <w:br/>
@@ -30,7 +30,7 @@
         <w:tblLook w:firstColumn="1" w:firstRow="1" w:lastColumn="0" w:lastRow="0" w:noHBand="0" w:noVBand="1" w:val="04A0"/>
       </w:tblPr>
       <w:tblGrid>
-        <w:gridCol w:w="10080"/>
+        <w:gridCol w:w="10800"/>
       </w:tblGrid>
       <w:tr>
         <w:trPr>
@@ -38,7 +38,7 @@
         </w:trPr>
         <w:tc>
           <w:tcPr>
-            <w:tcW w:type="dxa" w:w="10512"/>
+            <w:tcW w:type="dxa" w:w="10800"/>
             <w:shd w:fill="4A5D23"/>
           </w:tcPr>
           <w:p/>
@@ -58,252 +58,17 @@
         <w:t>Fecha: ______/______/202__          Auditor / Operario: ___________________________          Lote N°: _____________</w:t>
       </w:r>
     </w:p>
-    <w:p/>
     <w:p>
       <w:pPr>
-        <w:spacing w:before="400" w:after="200"/>
+        <w:spacing w:before="300" w:after="160"/>
       </w:pPr>
       <w:r>
         <w:rPr>
           <w:b/>
           <w:color w:val="000000"/>
-          <w:sz w:val="28"/>
+          <w:sz w:val="26"/>
         </w:rPr>
-        <w:t>1. Variables a Medir (Pesar y Anotar)</w:t>
-      </w:r>
-    </w:p>
-    <w:tbl>
-      <w:tblPr>
-        <w:tblStyle w:val="TableGrid"/>
-        <w:tblW w:type="auto" w:w="0"/>
-        <w:tblLayout w:type="fixed"/>
-        <w:tblLook w:firstColumn="1" w:firstRow="1" w:lastColumn="0" w:lastRow="0" w:noHBand="0" w:noVBand="1" w:val="04A0"/>
-      </w:tblPr>
-      <w:tblGrid>
-        <w:gridCol w:w="4320"/>
-        <w:gridCol w:w="2880"/>
-        <w:gridCol w:w="2880"/>
-      </w:tblGrid>
-      <w:tr>
-        <w:tc>
-          <w:tcPr>
-            <w:tcW w:type="dxa" w:w="3504"/>
-            <w:shd w:fill="EEEEEE"/>
-          </w:tcPr>
-          <w:p>
-            <w:r>
-              <w:rPr>
-                <w:b/>
-                <w:sz w:val="20"/>
-              </w:rPr>
-              <w:t>Métrica a medir</w:t>
-            </w:r>
-          </w:p>
-        </w:tc>
-        <w:tc>
-          <w:tcPr>
-            <w:tcW w:type="dxa" w:w="3504"/>
-            <w:shd w:fill="EEEEEE"/>
-          </w:tcPr>
-          <w:p>
-            <w:r>
-              <w:rPr>
-                <w:b/>
-                <w:sz w:val="20"/>
-              </w:rPr>
-              <w:t>Valor Real Registrado</w:t>
-            </w:r>
-          </w:p>
-        </w:tc>
-        <w:tc>
-          <w:tcPr>
-            <w:tcW w:type="dxa" w:w="3504"/>
-            <w:shd w:fill="EEEEEE"/>
-          </w:tcPr>
-          <w:p>
-            <w:r>
-              <w:rPr>
-                <w:b/>
-                <w:sz w:val="20"/>
-              </w:rPr>
-              <w:t>Observaciones</w:t>
-            </w:r>
-          </w:p>
-        </w:tc>
-      </w:tr>
-      <w:tr>
-        <w:tc>
-          <w:tcPr>
-            <w:tcW w:type="dxa" w:w="3504"/>
-          </w:tcPr>
-          <w:p>
-            <w:r>
-              <w:rPr>
-                <w:sz w:val="20"/>
-              </w:rPr>
-              <w:t>Peso exacto de 1 bolsa de papas (con cáscara)</w:t>
-            </w:r>
-          </w:p>
-        </w:tc>
-        <w:tc>
-          <w:tcPr>
-            <w:tcW w:type="dxa" w:w="3504"/>
-          </w:tcPr>
-          <w:p>
-            <w:r>
-              <w:rPr>
-                <w:sz w:val="20"/>
-              </w:rPr>
-              <w:t>___,___ kg</w:t>
-            </w:r>
-          </w:p>
-        </w:tc>
-        <w:tc>
-          <w:tcPr>
-            <w:tcW w:type="dxa" w:w="3504"/>
-          </w:tcPr>
-          <w:p>
-            <w:r>
-              <w:rPr>
-                <w:sz w:val="20"/>
-              </w:rPr>
-            </w:r>
-          </w:p>
-        </w:tc>
-      </w:tr>
-      <w:tr>
-        <w:tc>
-          <w:tcPr>
-            <w:tcW w:type="dxa" w:w="3504"/>
-          </w:tcPr>
-          <w:p>
-            <w:r>
-              <w:rPr>
-                <w:sz w:val="20"/>
-              </w:rPr>
-              <w:t>Peso del desperdicio (cáscaras) por bolsa</w:t>
-            </w:r>
-          </w:p>
-        </w:tc>
-        <w:tc>
-          <w:tcPr>
-            <w:tcW w:type="dxa" w:w="3504"/>
-          </w:tcPr>
-          <w:p>
-            <w:r>
-              <w:rPr>
-                <w:sz w:val="20"/>
-              </w:rPr>
-              <w:t>___,___ kg</w:t>
-            </w:r>
-          </w:p>
-        </w:tc>
-        <w:tc>
-          <w:tcPr>
-            <w:tcW w:type="dxa" w:w="3504"/>
-          </w:tcPr>
-          <w:p>
-            <w:r>
-              <w:rPr>
-                <w:sz w:val="20"/>
-              </w:rPr>
-            </w:r>
-          </w:p>
-        </w:tc>
-      </w:tr>
-      <w:tr>
-        <w:tc>
-          <w:tcPr>
-            <w:tcW w:type="dxa" w:w="3504"/>
-          </w:tcPr>
-          <w:p>
-            <w:r>
-              <w:rPr>
-                <w:sz w:val="20"/>
-              </w:rPr>
-              <w:t>Aceite consumido total (en fritura por lote)</w:t>
-            </w:r>
-          </w:p>
-        </w:tc>
-        <w:tc>
-          <w:tcPr>
-            <w:tcW w:type="dxa" w:w="3504"/>
-          </w:tcPr>
-          <w:p>
-            <w:r>
-              <w:rPr>
-                <w:sz w:val="20"/>
-              </w:rPr>
-              <w:t>___,___ litros / kg</w:t>
-            </w:r>
-          </w:p>
-        </w:tc>
-        <w:tc>
-          <w:tcPr>
-            <w:tcW w:type="dxa" w:w="3504"/>
-          </w:tcPr>
-          <w:p>
-            <w:r>
-              <w:rPr>
-                <w:sz w:val="20"/>
-              </w:rPr>
-              <w:t>Dif. entre inicial y final</w:t>
-            </w:r>
-          </w:p>
-        </w:tc>
-      </w:tr>
-      <w:tr>
-        <w:tc>
-          <w:tcPr>
-            <w:tcW w:type="dxa" w:w="3504"/>
-          </w:tcPr>
-          <w:p>
-            <w:r>
-              <w:rPr>
-                <w:sz w:val="20"/>
-              </w:rPr>
-              <w:t>Rendimiento real: Cantidad tortillas del lote</w:t>
-            </w:r>
-          </w:p>
-        </w:tc>
-        <w:tc>
-          <w:tcPr>
-            <w:tcW w:type="dxa" w:w="3504"/>
-          </w:tcPr>
-          <w:p>
-            <w:r>
-              <w:rPr>
-                <w:sz w:val="20"/>
-              </w:rPr>
-              <w:t>_______ unidades</w:t>
-            </w:r>
-          </w:p>
-        </w:tc>
-        <w:tc>
-          <w:tcPr>
-            <w:tcW w:type="dxa" w:w="3504"/>
-          </w:tcPr>
-          <w:p>
-            <w:r>
-              <w:rPr>
-                <w:sz w:val="20"/>
-              </w:rPr>
-            </w:r>
-          </w:p>
-        </w:tc>
-      </w:tr>
-    </w:tbl>
-    <w:p>
-      <w:pPr>
-        <w:spacing w:before="400" w:after="200"/>
-      </w:pPr>
-      <w:r>
-        <w:rPr>
-          <w:b/>
-          <w:color w:val="000000"/>
-          <w:sz w:val="28"/>
-        </w:rPr>
-        <w:t>2. Tiempos y Capacidades por Paso (Medir con cronómetro)</w:t>
+        <w:t>1. Variables a Medir (Pesar y Contar)</w:t>
       </w:r>
     </w:p>
     <w:tbl>
@@ -315,52 +80,52 @@
       </w:tblPr>
       <w:tblGrid>
         <w:gridCol w:w="5040"/>
-        <w:gridCol w:w="2160"/>
+        <w:gridCol w:w="2880"/>
         <w:gridCol w:w="2880"/>
       </w:tblGrid>
       <w:tr>
         <w:tc>
           <w:tcPr>
-            <w:tcW w:type="dxa" w:w="3504"/>
+            <w:tcW w:type="dxa" w:w="3600"/>
             <w:shd w:fill="EEEEEE"/>
           </w:tcPr>
           <w:p>
             <w:r>
               <w:rPr>
                 <w:b/>
-                <w:sz w:val="20"/>
+                <w:sz w:val="19"/>
               </w:rPr>
-              <w:t>Paso del Proceso</w:t>
+              <w:t>Métrica a medir</w:t>
             </w:r>
           </w:p>
         </w:tc>
         <w:tc>
           <w:tcPr>
-            <w:tcW w:type="dxa" w:w="3504"/>
+            <w:tcW w:type="dxa" w:w="3600"/>
             <w:shd w:fill="EEEEEE"/>
           </w:tcPr>
           <w:p>
             <w:r>
               <w:rPr>
                 <w:b/>
-                <w:sz w:val="20"/>
+                <w:sz w:val="19"/>
               </w:rPr>
-              <w:t>Tiempo Real (Minutos)</w:t>
+              <w:t>Valor Real Registrado</w:t>
             </w:r>
           </w:p>
         </w:tc>
         <w:tc>
           <w:tcPr>
-            <w:tcW w:type="dxa" w:w="3504"/>
+            <w:tcW w:type="dxa" w:w="3600"/>
             <w:shd w:fill="EEEEEE"/>
           </w:tcPr>
           <w:p>
             <w:r>
               <w:rPr>
                 <w:b/>
-                <w:sz w:val="20"/>
+                <w:sz w:val="19"/>
               </w:rPr>
-              <w:t>Detalle / Capacidad Máx.</w:t>
+              <w:t>Observaciones</w:t>
             </w:r>
           </w:p>
         </w:tc>
@@ -368,79 +133,38 @@
       <w:tr>
         <w:tc>
           <w:tcPr>
-            <w:tcW w:type="dxa" w:w="3504"/>
+            <w:tcW w:type="dxa" w:w="3600"/>
           </w:tcPr>
           <w:p>
             <w:r>
               <w:rPr>
-                <w:sz w:val="20"/>
+                <w:sz w:val="19"/>
               </w:rPr>
-              <w:t>1. Pelado completo de 1 bolsa de papas</w:t>
+              <w:t>Peso exacto de 1 bolsa de papas (con cáscara)</w:t>
             </w:r>
           </w:p>
         </w:tc>
         <w:tc>
           <w:tcPr>
-            <w:tcW w:type="dxa" w:w="3504"/>
+            <w:tcW w:type="dxa" w:w="3600"/>
           </w:tcPr>
           <w:p>
             <w:r>
               <w:rPr>
-                <w:sz w:val="20"/>
+                <w:sz w:val="19"/>
               </w:rPr>
-              <w:t>_____ min</w:t>
+              <w:t>___,___ kg</w:t>
             </w:r>
           </w:p>
         </w:tc>
         <w:tc>
           <w:tcPr>
-            <w:tcW w:type="dxa" w:w="3504"/>
+            <w:tcW w:type="dxa" w:w="3600"/>
           </w:tcPr>
           <w:p>
             <w:r>
               <w:rPr>
-                <w:sz w:val="20"/>
-              </w:rPr>
-              <w:t>¿Cuántas personas? ___</w:t>
-            </w:r>
-          </w:p>
-        </w:tc>
-      </w:tr>
-      <w:tr>
-        <w:tc>
-          <w:tcPr>
-            <w:tcW w:type="dxa" w:w="3504"/>
-          </w:tcPr>
-          <w:p>
-            <w:r>
-              <w:rPr>
-                <w:sz w:val="20"/>
-              </w:rPr>
-              <w:t>2. Corte en máquina automática (Lote entero)</w:t>
-            </w:r>
-          </w:p>
-        </w:tc>
-        <w:tc>
-          <w:tcPr>
-            <w:tcW w:type="dxa" w:w="3504"/>
-          </w:tcPr>
-          <w:p>
-            <w:r>
-              <w:rPr>
-                <w:sz w:val="20"/>
-              </w:rPr>
-              <w:t>_____ min</w:t>
-            </w:r>
-          </w:p>
-        </w:tc>
-        <w:tc>
-          <w:tcPr>
-            <w:tcW w:type="dxa" w:w="3504"/>
-          </w:tcPr>
-          <w:p>
-            <w:r>
-              <w:rPr>
-                <w:sz w:val="20"/>
+                <w:sz w:val="19"/>
               </w:rPr>
             </w:r>
           </w:p>
@@ -449,25 +173,259 @@
       <w:tr>
         <w:tc>
           <w:tcPr>
-            <w:tcW w:type="dxa" w:w="3504"/>
+            <w:tcW w:type="dxa" w:w="3600"/>
           </w:tcPr>
           <w:p>
             <w:r>
               <w:rPr>
-                <w:sz w:val="20"/>
+                <w:sz w:val="19"/>
               </w:rPr>
-              <w:t>3. Fritura (Tiempo de cocción de 1 tanda de papas)</w:t>
+              <w:t>Cantidad promedio de papas por bolsa</w:t>
             </w:r>
           </w:p>
         </w:tc>
         <w:tc>
           <w:tcPr>
-            <w:tcW w:type="dxa" w:w="3504"/>
+            <w:tcW w:type="dxa" w:w="3600"/>
           </w:tcPr>
           <w:p>
             <w:r>
               <w:rPr>
-                <w:sz w:val="20"/>
+                <w:sz w:val="19"/>
+              </w:rPr>
+              <w:t>_______ unidades</w:t>
+            </w:r>
+          </w:p>
+        </w:tc>
+        <w:tc>
+          <w:tcPr>
+            <w:tcW w:type="dxa" w:w="3600"/>
+          </w:tcPr>
+          <w:p>
+            <w:r>
+              <w:rPr>
+                <w:sz w:val="19"/>
+              </w:rPr>
+            </w:r>
+          </w:p>
+        </w:tc>
+      </w:tr>
+      <w:tr>
+        <w:tc>
+          <w:tcPr>
+            <w:tcW w:type="dxa" w:w="3600"/>
+          </w:tcPr>
+          <w:p>
+            <w:r>
+              <w:rPr>
+                <w:sz w:val="19"/>
+              </w:rPr>
+              <w:t>Peso del desperdicio (cáscaras) por bolsa</w:t>
+            </w:r>
+          </w:p>
+        </w:tc>
+        <w:tc>
+          <w:tcPr>
+            <w:tcW w:type="dxa" w:w="3600"/>
+          </w:tcPr>
+          <w:p>
+            <w:r>
+              <w:rPr>
+                <w:sz w:val="19"/>
+              </w:rPr>
+              <w:t>___,___ kg</w:t>
+            </w:r>
+          </w:p>
+        </w:tc>
+        <w:tc>
+          <w:tcPr>
+            <w:tcW w:type="dxa" w:w="3600"/>
+          </w:tcPr>
+          <w:p>
+            <w:r>
+              <w:rPr>
+                <w:sz w:val="19"/>
+              </w:rPr>
+            </w:r>
+          </w:p>
+        </w:tc>
+      </w:tr>
+      <w:tr>
+        <w:tc>
+          <w:tcPr>
+            <w:tcW w:type="dxa" w:w="3600"/>
+          </w:tcPr>
+          <w:p>
+            <w:r>
+              <w:rPr>
+                <w:sz w:val="19"/>
+              </w:rPr>
+              <w:t>Aceite consumido total (en fritura por lote)</w:t>
+            </w:r>
+          </w:p>
+        </w:tc>
+        <w:tc>
+          <w:tcPr>
+            <w:tcW w:type="dxa" w:w="3600"/>
+          </w:tcPr>
+          <w:p>
+            <w:r>
+              <w:rPr>
+                <w:sz w:val="19"/>
+              </w:rPr>
+              <w:t>___,___ litros</w:t>
+            </w:r>
+          </w:p>
+        </w:tc>
+        <w:tc>
+          <w:tcPr>
+            <w:tcW w:type="dxa" w:w="3600"/>
+          </w:tcPr>
+          <w:p>
+            <w:r>
+              <w:rPr>
+                <w:sz w:val="19"/>
+              </w:rPr>
+              <w:t>Medir inicial vs final</w:t>
+            </w:r>
+          </w:p>
+        </w:tc>
+      </w:tr>
+      <w:tr>
+        <w:tc>
+          <w:tcPr>
+            <w:tcW w:type="dxa" w:w="3600"/>
+          </w:tcPr>
+          <w:p>
+            <w:r>
+              <w:rPr>
+                <w:sz w:val="19"/>
+              </w:rPr>
+              <w:t>Rendimiento real: Cantidad de tortillas finales</w:t>
+            </w:r>
+          </w:p>
+        </w:tc>
+        <w:tc>
+          <w:tcPr>
+            <w:tcW w:type="dxa" w:w="3600"/>
+          </w:tcPr>
+          <w:p>
+            <w:r>
+              <w:rPr>
+                <w:sz w:val="19"/>
+              </w:rPr>
+              <w:t>_______ unidades</w:t>
+            </w:r>
+          </w:p>
+        </w:tc>
+        <w:tc>
+          <w:tcPr>
+            <w:tcW w:type="dxa" w:w="3600"/>
+          </w:tcPr>
+          <w:p>
+            <w:r>
+              <w:rPr>
+                <w:sz w:val="19"/>
+              </w:rPr>
+            </w:r>
+          </w:p>
+        </w:tc>
+      </w:tr>
+    </w:tbl>
+    <w:p>
+      <w:pPr>
+        <w:spacing w:before="300" w:after="160"/>
+      </w:pPr>
+      <w:r>
+        <w:rPr>
+          <w:b/>
+          <w:color w:val="000000"/>
+          <w:sz w:val="26"/>
+        </w:rPr>
+        <w:t>2. Tiempos y Capacidades por Paso (Cronometrar)</w:t>
+      </w:r>
+    </w:p>
+    <w:tbl>
+      <w:tblPr>
+        <w:tblStyle w:val="TableGrid"/>
+        <w:tblW w:type="auto" w:w="0"/>
+        <w:tblLayout w:type="fixed"/>
+        <w:tblLook w:firstColumn="1" w:firstRow="1" w:lastColumn="0" w:lastRow="0" w:noHBand="0" w:noVBand="1" w:val="04A0"/>
+      </w:tblPr>
+      <w:tblGrid>
+        <w:gridCol w:w="5760"/>
+        <w:gridCol w:w="2160"/>
+        <w:gridCol w:w="2880"/>
+      </w:tblGrid>
+      <w:tr>
+        <w:tc>
+          <w:tcPr>
+            <w:tcW w:type="dxa" w:w="3600"/>
+            <w:shd w:fill="EEEEEE"/>
+          </w:tcPr>
+          <w:p>
+            <w:r>
+              <w:rPr>
+                <w:b/>
+                <w:sz w:val="19"/>
+              </w:rPr>
+              <w:t>Paso del Proceso</w:t>
+            </w:r>
+          </w:p>
+        </w:tc>
+        <w:tc>
+          <w:tcPr>
+            <w:tcW w:type="dxa" w:w="3600"/>
+            <w:shd w:fill="EEEEEE"/>
+          </w:tcPr>
+          <w:p>
+            <w:r>
+              <w:rPr>
+                <w:b/>
+                <w:sz w:val="19"/>
+              </w:rPr>
+              <w:t>Tiempo Real</w:t>
+            </w:r>
+          </w:p>
+        </w:tc>
+        <w:tc>
+          <w:tcPr>
+            <w:tcW w:type="dxa" w:w="3600"/>
+            <w:shd w:fill="EEEEEE"/>
+          </w:tcPr>
+          <w:p>
+            <w:r>
+              <w:rPr>
+                <w:b/>
+                <w:sz w:val="19"/>
+              </w:rPr>
+              <w:t>Detalles</w:t>
+            </w:r>
+          </w:p>
+        </w:tc>
+      </w:tr>
+      <w:tr>
+        <w:tc>
+          <w:tcPr>
+            <w:tcW w:type="dxa" w:w="3600"/>
+          </w:tcPr>
+          <w:p>
+            <w:r>
+              <w:rPr>
+                <w:sz w:val="18"/>
+              </w:rPr>
+              <w:t>1. Traslado de papas desde depósito a peladora</w:t>
+            </w:r>
+          </w:p>
+        </w:tc>
+        <w:tc>
+          <w:tcPr>
+            <w:tcW w:type="dxa" w:w="3600"/>
+          </w:tcPr>
+          <w:p>
+            <w:r>
+              <w:rPr>
+                <w:sz w:val="18"/>
               </w:rPr>
               <w:t>_____ min</w:t>
             </w:r>
@@ -475,14 +433,13 @@
         </w:tc>
         <w:tc>
           <w:tcPr>
-            <w:tcW w:type="dxa" w:w="3504"/>
+            <w:tcW w:type="dxa" w:w="3600"/>
           </w:tcPr>
           <w:p>
             <w:r>
               <w:rPr>
-                <w:sz w:val="20"/>
+                <w:sz w:val="18"/>
               </w:rPr>
-              <w:t>¿Cuántas tandas? ___</w:t>
             </w:r>
           </w:p>
         </w:tc>
@@ -490,25 +447,25 @@
       <w:tr>
         <w:tc>
           <w:tcPr>
-            <w:tcW w:type="dxa" w:w="3504"/>
+            <w:tcW w:type="dxa" w:w="3600"/>
           </w:tcPr>
           <w:p>
             <w:r>
               <w:rPr>
-                <w:sz w:val="20"/>
+                <w:sz w:val="18"/>
               </w:rPr>
-              <w:t>4. Mezclado, condimentado y armado de moldes</w:t>
+              <w:t>2. Pelado mecánico (Media bolsa / bolsa entera)</w:t>
             </w:r>
           </w:p>
         </w:tc>
         <w:tc>
           <w:tcPr>
-            <w:tcW w:type="dxa" w:w="3504"/>
+            <w:tcW w:type="dxa" w:w="3600"/>
           </w:tcPr>
           <w:p>
             <w:r>
               <w:rPr>
-                <w:sz w:val="20"/>
+                <w:sz w:val="18"/>
               </w:rPr>
               <w:t>_____ min</w:t>
             </w:r>
@@ -516,14 +473,14 @@
         </w:tc>
         <w:tc>
           <w:tcPr>
-            <w:tcW w:type="dxa" w:w="3504"/>
+            <w:tcW w:type="dxa" w:w="3600"/>
           </w:tcPr>
           <w:p>
             <w:r>
               <w:rPr>
-                <w:sz w:val="20"/>
+                <w:sz w:val="18"/>
               </w:rPr>
-              <w:t>¿Cuántas personas? ___</w:t>
+              <w:t>¿Cant. personas? ___</w:t>
             </w:r>
           </w:p>
         </w:tc>
@@ -531,25 +488,429 @@
       <w:tr>
         <w:tc>
           <w:tcPr>
-            <w:tcW w:type="dxa" w:w="3504"/>
+            <w:tcW w:type="dxa" w:w="3600"/>
           </w:tcPr>
           <w:p>
             <w:r>
               <w:rPr>
-                <w:sz w:val="20"/>
+                <w:sz w:val="18"/>
               </w:rPr>
-              <w:t>5A. HORNO RATIONAL: Cant. Moldes por Bandeja</w:t>
+              <w:t>3. Traslado de papas peladas a cortadora</w:t>
             </w:r>
           </w:p>
         </w:tc>
         <w:tc>
           <w:tcPr>
-            <w:tcW w:type="dxa" w:w="3504"/>
+            <w:tcW w:type="dxa" w:w="3600"/>
           </w:tcPr>
           <w:p>
             <w:r>
               <w:rPr>
-                <w:sz w:val="20"/>
+                <w:sz w:val="18"/>
+              </w:rPr>
+              <w:t>_____ min</w:t>
+            </w:r>
+          </w:p>
+        </w:tc>
+        <w:tc>
+          <w:tcPr>
+            <w:tcW w:type="dxa" w:w="3600"/>
+          </w:tcPr>
+          <w:p>
+            <w:r>
+              <w:rPr>
+                <w:sz w:val="18"/>
+              </w:rPr>
+            </w:r>
+          </w:p>
+        </w:tc>
+      </w:tr>
+      <w:tr>
+        <w:tc>
+          <w:tcPr>
+            <w:tcW w:type="dxa" w:w="3600"/>
+          </w:tcPr>
+          <w:p>
+            <w:r>
+              <w:rPr>
+                <w:sz w:val="18"/>
+              </w:rPr>
+              <w:t>4. Corte en máquina automática</w:t>
+            </w:r>
+          </w:p>
+        </w:tc>
+        <w:tc>
+          <w:tcPr>
+            <w:tcW w:type="dxa" w:w="3600"/>
+          </w:tcPr>
+          <w:p>
+            <w:r>
+              <w:rPr>
+                <w:sz w:val="18"/>
+              </w:rPr>
+              <w:t>_____ min / tanda</w:t>
+            </w:r>
+          </w:p>
+        </w:tc>
+        <w:tc>
+          <w:tcPr>
+            <w:tcW w:type="dxa" w:w="3600"/>
+          </w:tcPr>
+          <w:p>
+            <w:r>
+              <w:rPr>
+                <w:sz w:val="18"/>
+              </w:rPr>
+            </w:r>
+          </w:p>
+        </w:tc>
+      </w:tr>
+      <w:tr>
+        <w:tc>
+          <w:tcPr>
+            <w:tcW w:type="dxa" w:w="3600"/>
+          </w:tcPr>
+          <w:p>
+            <w:r>
+              <w:rPr>
+                <w:sz w:val="18"/>
+              </w:rPr>
+              <w:t>5. Escurrido de las papas cortadas</w:t>
+            </w:r>
+          </w:p>
+        </w:tc>
+        <w:tc>
+          <w:tcPr>
+            <w:tcW w:type="dxa" w:w="3600"/>
+          </w:tcPr>
+          <w:p>
+            <w:r>
+              <w:rPr>
+                <w:sz w:val="18"/>
+              </w:rPr>
+              <w:t>_____ min</w:t>
+            </w:r>
+          </w:p>
+        </w:tc>
+        <w:tc>
+          <w:tcPr>
+            <w:tcW w:type="dxa" w:w="3600"/>
+          </w:tcPr>
+          <w:p>
+            <w:r>
+              <w:rPr>
+                <w:sz w:val="18"/>
+              </w:rPr>
+            </w:r>
+          </w:p>
+        </w:tc>
+      </w:tr>
+      <w:tr>
+        <w:tc>
+          <w:tcPr>
+            <w:tcW w:type="dxa" w:w="3600"/>
+          </w:tcPr>
+          <w:p>
+            <w:r>
+              <w:rPr>
+                <w:sz w:val="18"/>
+              </w:rPr>
+              <w:t>6. Pre-calentamiento de la freidora</w:t>
+            </w:r>
+          </w:p>
+        </w:tc>
+        <w:tc>
+          <w:tcPr>
+            <w:tcW w:type="dxa" w:w="3600"/>
+          </w:tcPr>
+          <w:p>
+            <w:r>
+              <w:rPr>
+                <w:sz w:val="18"/>
+              </w:rPr>
+              <w:t>_____ min</w:t>
+            </w:r>
+          </w:p>
+        </w:tc>
+        <w:tc>
+          <w:tcPr>
+            <w:tcW w:type="dxa" w:w="3600"/>
+          </w:tcPr>
+          <w:p>
+            <w:r>
+              <w:rPr>
+                <w:sz w:val="18"/>
+              </w:rPr>
+              <w:t>¿Llegó a temp? ___°C</w:t>
+            </w:r>
+          </w:p>
+        </w:tc>
+      </w:tr>
+      <w:tr>
+        <w:tc>
+          <w:tcPr>
+            <w:tcW w:type="dxa" w:w="3600"/>
+          </w:tcPr>
+          <w:p>
+            <w:r>
+              <w:rPr>
+                <w:sz w:val="18"/>
+              </w:rPr>
+              <w:t>7. Fritura (Cocción de 1 tanda de papas)</w:t>
+            </w:r>
+          </w:p>
+        </w:tc>
+        <w:tc>
+          <w:tcPr>
+            <w:tcW w:type="dxa" w:w="3600"/>
+          </w:tcPr>
+          <w:p>
+            <w:r>
+              <w:rPr>
+                <w:sz w:val="18"/>
+              </w:rPr>
+              <w:t>_____ min / tanda</w:t>
+            </w:r>
+          </w:p>
+        </w:tc>
+        <w:tc>
+          <w:tcPr>
+            <w:tcW w:type="dxa" w:w="3600"/>
+          </w:tcPr>
+          <w:p>
+            <w:r>
+              <w:rPr>
+                <w:sz w:val="18"/>
+              </w:rPr>
+              <w:t>¿Cant. tandas? ___</w:t>
+            </w:r>
+          </w:p>
+        </w:tc>
+      </w:tr>
+      <w:tr>
+        <w:tc>
+          <w:tcPr>
+            <w:tcW w:type="dxa" w:w="3600"/>
+          </w:tcPr>
+          <w:p>
+            <w:r>
+              <w:rPr>
+                <w:sz w:val="18"/>
+              </w:rPr>
+              <w:t>8. Rotura de huevos y preparación en olla</w:t>
+            </w:r>
+          </w:p>
+        </w:tc>
+        <w:tc>
+          <w:tcPr>
+            <w:tcW w:type="dxa" w:w="3600"/>
+          </w:tcPr>
+          <w:p>
+            <w:r>
+              <w:rPr>
+                <w:sz w:val="18"/>
+              </w:rPr>
+              <w:t>_____ min</w:t>
+            </w:r>
+          </w:p>
+        </w:tc>
+        <w:tc>
+          <w:tcPr>
+            <w:tcW w:type="dxa" w:w="3600"/>
+          </w:tcPr>
+          <w:p>
+            <w:r>
+              <w:rPr>
+                <w:sz w:val="18"/>
+              </w:rPr>
+              <w:t>Previo a integrar papa</w:t>
+            </w:r>
+          </w:p>
+        </w:tc>
+      </w:tr>
+      <w:tr>
+        <w:tc>
+          <w:tcPr>
+            <w:tcW w:type="dxa" w:w="3600"/>
+          </w:tcPr>
+          <w:p>
+            <w:r>
+              <w:rPr>
+                <w:sz w:val="18"/>
+              </w:rPr>
+              <w:t>9. Mezclado e integración (papa + huevo/cebolla)</w:t>
+            </w:r>
+          </w:p>
+        </w:tc>
+        <w:tc>
+          <w:tcPr>
+            <w:tcW w:type="dxa" w:w="3600"/>
+          </w:tcPr>
+          <w:p>
+            <w:r>
+              <w:rPr>
+                <w:sz w:val="18"/>
+              </w:rPr>
+              <w:t>_____ min</w:t>
+            </w:r>
+          </w:p>
+        </w:tc>
+        <w:tc>
+          <w:tcPr>
+            <w:tcW w:type="dxa" w:w="3600"/>
+          </w:tcPr>
+          <w:p>
+            <w:r>
+              <w:rPr>
+                <w:sz w:val="18"/>
+              </w:rPr>
+            </w:r>
+          </w:p>
+        </w:tc>
+      </w:tr>
+      <w:tr>
+        <w:tc>
+          <w:tcPr>
+            <w:tcW w:type="dxa" w:w="3600"/>
+          </w:tcPr>
+          <w:p>
+            <w:r>
+              <w:rPr>
+                <w:sz w:val="18"/>
+              </w:rPr>
+              <w:t>10. Aceitado manual de moldes (con esponja)</w:t>
+            </w:r>
+          </w:p>
+        </w:tc>
+        <w:tc>
+          <w:tcPr>
+            <w:tcW w:type="dxa" w:w="3600"/>
+          </w:tcPr>
+          <w:p>
+            <w:r>
+              <w:rPr>
+                <w:sz w:val="18"/>
+              </w:rPr>
+              <w:t>_____ min</w:t>
+            </w:r>
+          </w:p>
+        </w:tc>
+        <w:tc>
+          <w:tcPr>
+            <w:tcW w:type="dxa" w:w="3600"/>
+          </w:tcPr>
+          <w:p>
+            <w:r>
+              <w:rPr>
+                <w:sz w:val="18"/>
+              </w:rPr>
+            </w:r>
+          </w:p>
+        </w:tc>
+      </w:tr>
+      <w:tr>
+        <w:tc>
+          <w:tcPr>
+            <w:tcW w:type="dxa" w:w="3600"/>
+          </w:tcPr>
+          <w:p>
+            <w:r>
+              <w:rPr>
+                <w:sz w:val="18"/>
+              </w:rPr>
+              <w:t>11. Rellenado manual de moldes</w:t>
+            </w:r>
+          </w:p>
+        </w:tc>
+        <w:tc>
+          <w:tcPr>
+            <w:tcW w:type="dxa" w:w="3600"/>
+          </w:tcPr>
+          <w:p>
+            <w:r>
+              <w:rPr>
+                <w:sz w:val="18"/>
+              </w:rPr>
+              <w:t>_____ min</w:t>
+            </w:r>
+          </w:p>
+        </w:tc>
+        <w:tc>
+          <w:tcPr>
+            <w:tcW w:type="dxa" w:w="3600"/>
+          </w:tcPr>
+          <w:p>
+            <w:r>
+              <w:rPr>
+                <w:sz w:val="18"/>
+              </w:rPr>
+              <w:t>¿Cant. personas? ___</w:t>
+            </w:r>
+          </w:p>
+        </w:tc>
+      </w:tr>
+      <w:tr>
+        <w:tc>
+          <w:tcPr>
+            <w:tcW w:type="dxa" w:w="3600"/>
+          </w:tcPr>
+          <w:p>
+            <w:r>
+              <w:rPr>
+                <w:sz w:val="18"/>
+              </w:rPr>
+              <w:t>12. Traslado de moldes/bandejas a los hornos</w:t>
+            </w:r>
+          </w:p>
+        </w:tc>
+        <w:tc>
+          <w:tcPr>
+            <w:tcW w:type="dxa" w:w="3600"/>
+          </w:tcPr>
+          <w:p>
+            <w:r>
+              <w:rPr>
+                <w:sz w:val="18"/>
+              </w:rPr>
+              <w:t>_____ min</w:t>
+            </w:r>
+          </w:p>
+        </w:tc>
+        <w:tc>
+          <w:tcPr>
+            <w:tcW w:type="dxa" w:w="3600"/>
+          </w:tcPr>
+          <w:p>
+            <w:r>
+              <w:rPr>
+                <w:sz w:val="18"/>
+              </w:rPr>
+            </w:r>
+          </w:p>
+        </w:tc>
+      </w:tr>
+      <w:tr>
+        <w:tc>
+          <w:tcPr>
+            <w:tcW w:type="dxa" w:w="3600"/>
+          </w:tcPr>
+          <w:p>
+            <w:r>
+              <w:rPr>
+                <w:sz w:val="18"/>
+              </w:rPr>
+              <w:t>13A. HORNO RATIONAL: Cantidad de moldes por bandeja</w:t>
+            </w:r>
+          </w:p>
+        </w:tc>
+        <w:tc>
+          <w:tcPr>
+            <w:tcW w:type="dxa" w:w="3600"/>
+          </w:tcPr>
+          <w:p>
+            <w:r>
+              <w:rPr>
+                <w:sz w:val="18"/>
               </w:rPr>
               <w:t>N/A</w:t>
             </w:r>
@@ -557,14 +918,14 @@
         </w:tc>
         <w:tc>
           <w:tcPr>
-            <w:tcW w:type="dxa" w:w="3504"/>
+            <w:tcW w:type="dxa" w:w="3600"/>
           </w:tcPr>
           <w:p>
             <w:r>
               <w:rPr>
-                <w:sz w:val="20"/>
+                <w:sz w:val="18"/>
               </w:rPr>
-              <w:t>_____ moldes / bandeja</w:t>
+              <w:t>_____ moldes / band.</w:t>
             </w:r>
           </w:p>
         </w:tc>
@@ -572,25 +933,25 @@
       <w:tr>
         <w:tc>
           <w:tcPr>
-            <w:tcW w:type="dxa" w:w="3504"/>
+            <w:tcW w:type="dxa" w:w="3600"/>
           </w:tcPr>
           <w:p>
             <w:r>
               <w:rPr>
-                <w:sz w:val="20"/>
+                <w:sz w:val="18"/>
               </w:rPr>
-              <w:t>5B. HORNO RATIONAL: Cant. Bandejas que entran</w:t>
+              <w:t>13B. HORNO RATIONAL: Cantidad de bandejas totales</w:t>
             </w:r>
           </w:p>
         </w:tc>
         <w:tc>
           <w:tcPr>
-            <w:tcW w:type="dxa" w:w="3504"/>
+            <w:tcW w:type="dxa" w:w="3600"/>
           </w:tcPr>
           <w:p>
             <w:r>
               <w:rPr>
-                <w:sz w:val="20"/>
+                <w:sz w:val="18"/>
               </w:rPr>
               <w:t>N/A</w:t>
             </w:r>
@@ -598,14 +959,14 @@
         </w:tc>
         <w:tc>
           <w:tcPr>
-            <w:tcW w:type="dxa" w:w="3504"/>
+            <w:tcW w:type="dxa" w:w="3600"/>
           </w:tcPr>
           <w:p>
             <w:r>
               <w:rPr>
-                <w:sz w:val="20"/>
+                <w:sz w:val="18"/>
               </w:rPr>
-              <w:t>_____ bandejas</w:t>
+              <w:t>_____ bandejas en horno</w:t>
             </w:r>
           </w:p>
         </w:tc>
@@ -613,25 +974,25 @@
       <w:tr>
         <w:tc>
           <w:tcPr>
-            <w:tcW w:type="dxa" w:w="3504"/>
+            <w:tcW w:type="dxa" w:w="3600"/>
           </w:tcPr>
           <w:p>
             <w:r>
               <w:rPr>
-                <w:sz w:val="20"/>
+                <w:sz w:val="18"/>
               </w:rPr>
-              <w:t>5C. HORNO RATIONAL: Tiempo de Horneado</w:t>
+              <w:t>13C. HORNO RATIONAL: Tiempo de Horneado</w:t>
             </w:r>
           </w:p>
         </w:tc>
         <w:tc>
           <w:tcPr>
-            <w:tcW w:type="dxa" w:w="3504"/>
+            <w:tcW w:type="dxa" w:w="3600"/>
           </w:tcPr>
           <w:p>
             <w:r>
               <w:rPr>
-                <w:sz w:val="20"/>
+                <w:sz w:val="18"/>
               </w:rPr>
               <w:t>_____ min</w:t>
             </w:r>
@@ -639,12 +1000,12 @@
         </w:tc>
         <w:tc>
           <w:tcPr>
-            <w:tcW w:type="dxa" w:w="3504"/>
+            <w:tcW w:type="dxa" w:w="3600"/>
           </w:tcPr>
           <w:p>
             <w:r>
               <w:rPr>
-                <w:sz w:val="20"/>
+                <w:sz w:val="18"/>
               </w:rPr>
               <w:t>Temp: _____ °C</w:t>
             </w:r>
@@ -654,25 +1015,107 @@
       <w:tr>
         <w:tc>
           <w:tcPr>
-            <w:tcW w:type="dxa" w:w="3504"/>
+            <w:tcW w:type="dxa" w:w="3600"/>
           </w:tcPr>
           <w:p>
             <w:r>
               <w:rPr>
-                <w:sz w:val="20"/>
+                <w:sz w:val="18"/>
               </w:rPr>
-              <w:t>6. HORNO PIZZERO: Capacidad / Tiempo</w:t>
+              <w:t>14A. HORNO PIZZERO: Cantidad de moldes por bandeja</w:t>
             </w:r>
           </w:p>
         </w:tc>
         <w:tc>
           <w:tcPr>
-            <w:tcW w:type="dxa" w:w="3504"/>
+            <w:tcW w:type="dxa" w:w="3600"/>
           </w:tcPr>
           <w:p>
             <w:r>
               <w:rPr>
-                <w:sz w:val="20"/>
+                <w:sz w:val="18"/>
+              </w:rPr>
+              <w:t>N/A</w:t>
+            </w:r>
+          </w:p>
+        </w:tc>
+        <w:tc>
+          <w:tcPr>
+            <w:tcW w:type="dxa" w:w="3600"/>
+          </w:tcPr>
+          <w:p>
+            <w:r>
+              <w:rPr>
+                <w:sz w:val="18"/>
+              </w:rPr>
+              <w:t>_____ moldes / band.</w:t>
+            </w:r>
+          </w:p>
+        </w:tc>
+      </w:tr>
+      <w:tr>
+        <w:tc>
+          <w:tcPr>
+            <w:tcW w:type="dxa" w:w="3600"/>
+          </w:tcPr>
+          <w:p>
+            <w:r>
+              <w:rPr>
+                <w:sz w:val="18"/>
+              </w:rPr>
+              <w:t>14B. HORNO PIZZERO: Cantidad de bandejas totales</w:t>
+            </w:r>
+          </w:p>
+        </w:tc>
+        <w:tc>
+          <w:tcPr>
+            <w:tcW w:type="dxa" w:w="3600"/>
+          </w:tcPr>
+          <w:p>
+            <w:r>
+              <w:rPr>
+                <w:sz w:val="18"/>
+              </w:rPr>
+              <w:t>N/A</w:t>
+            </w:r>
+          </w:p>
+        </w:tc>
+        <w:tc>
+          <w:tcPr>
+            <w:tcW w:type="dxa" w:w="3600"/>
+          </w:tcPr>
+          <w:p>
+            <w:r>
+              <w:rPr>
+                <w:sz w:val="18"/>
+              </w:rPr>
+              <w:t>_____ bandejas en horno</w:t>
+            </w:r>
+          </w:p>
+        </w:tc>
+      </w:tr>
+      <w:tr>
+        <w:tc>
+          <w:tcPr>
+            <w:tcW w:type="dxa" w:w="3600"/>
+          </w:tcPr>
+          <w:p>
+            <w:r>
+              <w:rPr>
+                <w:sz w:val="18"/>
+              </w:rPr>
+              <w:t>14C. HORNO PIZZERO: Tiempo de Horneado</w:t>
+            </w:r>
+          </w:p>
+        </w:tc>
+        <w:tc>
+          <w:tcPr>
+            <w:tcW w:type="dxa" w:w="3600"/>
+          </w:tcPr>
+          <w:p>
+            <w:r>
+              <w:rPr>
+                <w:sz w:val="18"/>
               </w:rPr>
               <w:t>_____ min</w:t>
             </w:r>
@@ -680,14 +1123,14 @@
         </w:tc>
         <w:tc>
           <w:tcPr>
-            <w:tcW w:type="dxa" w:w="3504"/>
+            <w:tcW w:type="dxa" w:w="3600"/>
           </w:tcPr>
           <w:p>
             <w:r>
               <w:rPr>
-                <w:sz w:val="20"/>
+                <w:sz w:val="18"/>
               </w:rPr>
-              <w:t>Capac: _____ bandejas</w:t>
+              <w:t>Temp: _____ °C</w:t>
             </w:r>
           </w:p>
         </w:tc>
@@ -695,25 +1138,25 @@
       <w:tr>
         <w:tc>
           <w:tcPr>
-            <w:tcW w:type="dxa" w:w="3504"/>
+            <w:tcW w:type="dxa" w:w="3600"/>
           </w:tcPr>
           <w:p>
             <w:r>
               <w:rPr>
-                <w:sz w:val="20"/>
+                <w:sz w:val="18"/>
               </w:rPr>
-              <w:t>7. Enfriamiento en Cámara (hasta envasar)</w:t>
+              <w:t>15. Retirado de hornos y traslado a cámara de frío</w:t>
             </w:r>
           </w:p>
         </w:tc>
         <w:tc>
           <w:tcPr>
-            <w:tcW w:type="dxa" w:w="3504"/>
+            <w:tcW w:type="dxa" w:w="3600"/>
           </w:tcPr>
           <w:p>
             <w:r>
               <w:rPr>
-                <w:sz w:val="20"/>
+                <w:sz w:val="18"/>
               </w:rPr>
               <w:t>_____ min</w:t>
             </w:r>
@@ -721,12 +1164,12 @@
         </w:tc>
         <w:tc>
           <w:tcPr>
-            <w:tcW w:type="dxa" w:w="3504"/>
+            <w:tcW w:type="dxa" w:w="3600"/>
           </w:tcPr>
           <w:p>
             <w:r>
               <w:rPr>
-                <w:sz w:val="20"/>
+                <w:sz w:val="18"/>
               </w:rPr>
             </w:r>
           </w:p>
@@ -735,25 +1178,25 @@
       <w:tr>
         <w:tc>
           <w:tcPr>
-            <w:tcW w:type="dxa" w:w="3504"/>
+            <w:tcW w:type="dxa" w:w="3600"/>
           </w:tcPr>
           <w:p>
             <w:r>
               <w:rPr>
-                <w:sz w:val="20"/>
+                <w:sz w:val="18"/>
               </w:rPr>
-              <w:t>8. Envasado al Vacío (Tiempo por lote)</w:t>
+              <w:t>16. Enfriamiento / Abatimiento en cámara</w:t>
             </w:r>
           </w:p>
         </w:tc>
         <w:tc>
           <w:tcPr>
-            <w:tcW w:type="dxa" w:w="3504"/>
+            <w:tcW w:type="dxa" w:w="3600"/>
           </w:tcPr>
           <w:p>
             <w:r>
               <w:rPr>
-                <w:sz w:val="20"/>
+                <w:sz w:val="18"/>
               </w:rPr>
               <w:t>_____ min</w:t>
             </w:r>
@@ -761,14 +1204,14 @@
         </w:tc>
         <w:tc>
           <w:tcPr>
-            <w:tcW w:type="dxa" w:w="3504"/>
+            <w:tcW w:type="dxa" w:w="3600"/>
           </w:tcPr>
           <w:p>
             <w:r>
               <w:rPr>
-                <w:sz w:val="20"/>
+                <w:sz w:val="18"/>
               </w:rPr>
-              <w:t>¿Cuántas personas? ___</w:t>
+              <w:t>Hasta poder envasar</w:t>
             </w:r>
           </w:p>
         </w:tc>
@@ -776,27 +1219,25 @@
       <w:tr>
         <w:tc>
           <w:tcPr>
-            <w:tcW w:type="dxa" w:w="3504"/>
+            <w:tcW w:type="dxa" w:w="3600"/>
           </w:tcPr>
           <w:p>
             <w:r>
               <w:rPr>
-                <w:b/>
-                <w:sz w:val="20"/>
+                <w:sz w:val="18"/>
               </w:rPr>
-              <w:t>TIEMPO OCIOSO: Esperas / Cuellos de botella</w:t>
+              <w:t>17. Traslado al área de envasado al vacío</w:t>
             </w:r>
           </w:p>
         </w:tc>
         <w:tc>
           <w:tcPr>
-            <w:tcW w:type="dxa" w:w="3504"/>
+            <w:tcW w:type="dxa" w:w="3600"/>
           </w:tcPr>
           <w:p>
             <w:r>
               <w:rPr>
-                <w:b/>
-                <w:sz w:val="20"/>
+                <w:sz w:val="18"/>
               </w:rPr>
               <w:t>_____ min</w:t>
             </w:r>
@@ -804,13 +1245,139 @@
         </w:tc>
         <w:tc>
           <w:tcPr>
-            <w:tcW w:type="dxa" w:w="3504"/>
+            <w:tcW w:type="dxa" w:w="3600"/>
+          </w:tcPr>
+          <w:p>
+            <w:r>
+              <w:rPr>
+                <w:sz w:val="18"/>
+              </w:rPr>
+            </w:r>
+          </w:p>
+        </w:tc>
+      </w:tr>
+      <w:tr>
+        <w:tc>
+          <w:tcPr>
+            <w:tcW w:type="dxa" w:w="3600"/>
+          </w:tcPr>
+          <w:p>
+            <w:r>
+              <w:rPr>
+                <w:sz w:val="18"/>
+              </w:rPr>
+              <w:t>18. Envasado, sellado y etiquetado</w:t>
+            </w:r>
+          </w:p>
+        </w:tc>
+        <w:tc>
+          <w:tcPr>
+            <w:tcW w:type="dxa" w:w="3600"/>
+          </w:tcPr>
+          <w:p>
+            <w:r>
+              <w:rPr>
+                <w:sz w:val="18"/>
+              </w:rPr>
+              <w:t>_____ min / lote</w:t>
+            </w:r>
+          </w:p>
+        </w:tc>
+        <w:tc>
+          <w:tcPr>
+            <w:tcW w:type="dxa" w:w="3600"/>
+          </w:tcPr>
+          <w:p>
+            <w:r>
+              <w:rPr>
+                <w:sz w:val="18"/>
+              </w:rPr>
+              <w:t>¿Cant. personas? ___</w:t>
+            </w:r>
+          </w:p>
+        </w:tc>
+      </w:tr>
+      <w:tr>
+        <w:tc>
+          <w:tcPr>
+            <w:tcW w:type="dxa" w:w="3600"/>
+          </w:tcPr>
+          <w:p>
+            <w:r>
+              <w:rPr>
+                <w:sz w:val="18"/>
+              </w:rPr>
+              <w:t>19. Retorno a cámara de refrigeración</w:t>
+            </w:r>
+          </w:p>
+        </w:tc>
+        <w:tc>
+          <w:tcPr>
+            <w:tcW w:type="dxa" w:w="3600"/>
+          </w:tcPr>
+          <w:p>
+            <w:r>
+              <w:rPr>
+                <w:sz w:val="18"/>
+              </w:rPr>
+              <w:t>_____ min</w:t>
+            </w:r>
+          </w:p>
+        </w:tc>
+        <w:tc>
+          <w:tcPr>
+            <w:tcW w:type="dxa" w:w="3600"/>
+          </w:tcPr>
+          <w:p>
+            <w:r>
+              <w:rPr>
+                <w:sz w:val="18"/>
+              </w:rPr>
+            </w:r>
+          </w:p>
+        </w:tc>
+      </w:tr>
+      <w:tr>
+        <w:tc>
+          <w:tcPr>
+            <w:tcW w:type="dxa" w:w="3600"/>
+            <w:shd w:fill="FDF2F8"/>
           </w:tcPr>
           <w:p>
             <w:r>
               <w:rPr>
                 <w:b/>
-                <w:sz w:val="20"/>
+                <w:sz w:val="18"/>
+              </w:rPr>
+              <w:t>20. TIEMPO OCIOSO: Esperas y Cuellos de botella</w:t>
+            </w:r>
+          </w:p>
+        </w:tc>
+        <w:tc>
+          <w:tcPr>
+            <w:tcW w:type="dxa" w:w="3600"/>
+            <w:shd w:fill="FDF2F8"/>
+          </w:tcPr>
+          <w:p>
+            <w:r>
+              <w:rPr>
+                <w:b/>
+                <w:sz w:val="18"/>
+              </w:rPr>
+              <w:t>_____ min</w:t>
+            </w:r>
+          </w:p>
+        </w:tc>
+        <w:tc>
+          <w:tcPr>
+            <w:tcW w:type="dxa" w:w="3600"/>
+            <w:shd w:fill="FDF2F8"/>
+          </w:tcPr>
+          <w:p>
+            <w:r>
+              <w:rPr>
+                <w:b/>
+                <w:sz w:val="18"/>
               </w:rPr>
               <w:t>(Ej: Esperando al horno)</w:t>
             </w:r>
@@ -818,40 +1385,9 @@
         </w:tc>
       </w:tr>
     </w:tbl>
-    <w:p/>
-    <w:tbl>
-      <w:tblPr>
-        <w:tblStyle w:val="TableGrid"/>
-        <w:tblW w:type="auto" w:w="0"/>
-        <w:tblLook w:firstColumn="1" w:firstRow="1" w:lastColumn="0" w:lastRow="0" w:noHBand="0" w:noVBand="1" w:val="04A0"/>
-      </w:tblPr>
-      <w:tblGrid>
-        <w:gridCol w:w="10512"/>
-      </w:tblGrid>
-      <w:tr>
-        <w:tc>
-          <w:tcPr>
-            <w:tcW w:type="dxa" w:w="10512"/>
-          </w:tcPr>
-          <w:p>
-            <w:r>
-              <w:rPr>
-                <w:b/>
-              </w:rPr>
-              <w:t>Notas / Dificultades detectadas durante la producción:</w:t>
-              <w:br/>
-              <w:br/>
-              <w:br/>
-              <w:br/>
-              <w:br/>
-            </w:r>
-          </w:p>
-        </w:tc>
-      </w:tr>
-    </w:tbl>
     <w:sectPr>
       <w:pgSz w:w="12240" w:h="15840"/>
-      <w:pgMar w:top="864" w:right="864" w:bottom="864" w:left="864" w:header="720" w:footer="720" w:gutter="0"/>
+      <w:pgMar w:top="720" w:right="720" w:bottom="720" w:left="720" w:header="720" w:footer="720" w:gutter="0"/>
       <w:cols w:space="720"/>
       <w:docGrid w:linePitch="360"/>
     </w:sectPr>

--- a/06_Estandarizacion_Procesos/Planilla_Relevamiento_Tortillas_Estilizado.docx
+++ b/06_Estandarizacion_Procesos/Planilla_Relevamiento_Tortillas_Estilizado.docx
@@ -49,53 +49,78 @@
             <w:shd w:val="clear" w:color="auto" w:fill="DBE5F1" w:themeFill="accent1" w:themeFillTint="33"/>
           </w:tcPr>
           <w:p>
+            <w:proofErr w:type="spellStart"/>
             <w:r>
               <w:rPr>
                 <w:b/>
                 <w:sz w:val="20"/>
               </w:rPr>
-              <w:t>Fecha: ______/______/202_</w:t>
-            </w:r>
-            <w:r>
-              <w:rPr>
-                <w:sz w:val="18"/>
-              </w:rPr>
-              <w:t>__</w:t>
-            </w:r>
+              <w:t>Fecha</w:t>
+            </w:r>
+            <w:proofErr w:type="spellEnd"/>
             <w:r>
               <w:rPr>
                 <w:b/>
                 <w:sz w:val="20"/>
               </w:rPr>
-              <w:t xml:space="preserve">_   </w:t>
+              <w:t>: ______/______/202_</w:t>
+            </w:r>
+            <w:r>
+              <w:rPr>
+                <w:sz w:val="18"/>
+              </w:rPr>
+              <w:t>__</w:t>
             </w:r>
             <w:r>
               <w:rPr>
                 <w:b/>
                 <w:sz w:val="20"/>
               </w:rPr>
-              <w:t xml:space="preserve">        </w:t>
+              <w:t xml:space="preserve">_   </w:t>
             </w:r>
             <w:r>
               <w:rPr>
                 <w:b/>
                 <w:sz w:val="20"/>
               </w:rPr>
-              <w:t xml:space="preserve">       Auditor: ___________________________     </w:t>
+              <w:t xml:space="preserve">        </w:t>
             </w:r>
             <w:r>
               <w:rPr>
                 <w:b/>
                 <w:sz w:val="20"/>
               </w:rPr>
-              <w:t xml:space="preserve">                           </w:t>
+              <w:t xml:space="preserve">       Auditor: ___________________________     </w:t>
             </w:r>
             <w:r>
               <w:rPr>
                 <w:b/>
                 <w:sz w:val="20"/>
               </w:rPr>
-              <w:t xml:space="preserve">     Lote N°: _____________</w:t>
+              <w:t xml:space="preserve">                           </w:t>
+            </w:r>
+            <w:r>
+              <w:rPr>
+                <w:b/>
+                <w:sz w:val="20"/>
+              </w:rPr>
+              <w:t xml:space="preserve">     </w:t>
+            </w:r>
+            <w:proofErr w:type="spellStart"/>
+            <w:r>
+              <w:rPr>
+                <w:b/>
+                <w:sz w:val="20"/>
+              </w:rPr>
+              <w:t>Lote</w:t>
+            </w:r>
+            <w:proofErr w:type="spellEnd"/>
+            <w:r>
+              <w:rPr>
+                <w:b/>
+                <w:sz w:val="20"/>
+              </w:rPr>
+              <w:t xml:space="preserve"> N°: _____________</w:t>
             </w:r>
           </w:p>
         </w:tc>
@@ -144,13 +169,31 @@
                 <w:szCs w:val="28"/>
               </w:rPr>
             </w:pPr>
+            <w:proofErr w:type="spellStart"/>
             <w:r>
               <w:rPr>
                 <w:b/>
                 <w:szCs w:val="28"/>
               </w:rPr>
-              <w:t>Métrica a medir</w:t>
-            </w:r>
+              <w:t>Métrica</w:t>
+            </w:r>
+            <w:proofErr w:type="spellEnd"/>
+            <w:r>
+              <w:rPr>
+                <w:b/>
+                <w:szCs w:val="28"/>
+              </w:rPr>
+              <w:t xml:space="preserve"> a </w:t>
+            </w:r>
+            <w:proofErr w:type="spellStart"/>
+            <w:r>
+              <w:rPr>
+                <w:b/>
+                <w:szCs w:val="28"/>
+              </w:rPr>
+              <w:t>medir</w:t>
+            </w:r>
+            <w:proofErr w:type="spellEnd"/>
           </w:p>
         </w:tc>
         <w:tc>
@@ -214,7 +257,21 @@
               <w:rPr>
                 <w:szCs w:val="28"/>
               </w:rPr>
-              <w:t>Peso exacto de 1 bolsa de papas (con cáscara)</w:t>
+              <w:t xml:space="preserve">Peso </w:t>
+            </w:r>
+            <w:proofErr w:type="spellStart"/>
+            <w:r>
+              <w:rPr>
+                <w:szCs w:val="28"/>
+              </w:rPr>
+              <w:t>exacto</w:t>
+            </w:r>
+            <w:proofErr w:type="spellEnd"/>
+            <w:r>
+              <w:rPr>
+                <w:szCs w:val="28"/>
+              </w:rPr>
+              <w:t xml:space="preserve"> de 1 bolsa de papas (con cáscara)</w:t>
             </w:r>
           </w:p>
         </w:tc>
@@ -264,11 +321,33 @@
                 <w:szCs w:val="28"/>
               </w:rPr>
             </w:pPr>
-            <w:r>
-              <w:rPr>
-                <w:szCs w:val="28"/>
-              </w:rPr>
-              <w:t>Cantidad promedio de papas por bolsa</w:t>
+            <w:proofErr w:type="spellStart"/>
+            <w:r>
+              <w:rPr>
+                <w:szCs w:val="28"/>
+              </w:rPr>
+              <w:t>Cantidad</w:t>
+            </w:r>
+            <w:proofErr w:type="spellEnd"/>
+            <w:r>
+              <w:rPr>
+                <w:szCs w:val="28"/>
+              </w:rPr>
+              <w:t xml:space="preserve"> </w:t>
+            </w:r>
+            <w:proofErr w:type="spellStart"/>
+            <w:r>
+              <w:rPr>
+                <w:szCs w:val="28"/>
+              </w:rPr>
+              <w:t>promedio</w:t>
+            </w:r>
+            <w:proofErr w:type="spellEnd"/>
+            <w:r>
+              <w:rPr>
+                <w:szCs w:val="28"/>
+              </w:rPr>
+              <w:t xml:space="preserve"> de papas por bolsa</w:t>
             </w:r>
           </w:p>
         </w:tc>
@@ -284,12 +363,14 @@
                 <w:szCs w:val="28"/>
               </w:rPr>
             </w:pPr>
+            <w:proofErr w:type="spellStart"/>
             <w:r>
               <w:rPr>
                 <w:szCs w:val="28"/>
               </w:rPr>
               <w:t>unidades</w:t>
             </w:r>
+            <w:proofErr w:type="spellEnd"/>
           </w:p>
         </w:tc>
         <w:tc>
@@ -322,7 +403,35 @@
               <w:rPr>
                 <w:szCs w:val="28"/>
               </w:rPr>
-              <w:t>Peso del desperdicio (cáscaras) por bolsa</w:t>
+              <w:t xml:space="preserve">Peso del </w:t>
+            </w:r>
+            <w:proofErr w:type="spellStart"/>
+            <w:r>
+              <w:rPr>
+                <w:szCs w:val="28"/>
+              </w:rPr>
+              <w:t>desperdicio</w:t>
+            </w:r>
+            <w:proofErr w:type="spellEnd"/>
+            <w:r>
+              <w:rPr>
+                <w:szCs w:val="28"/>
+              </w:rPr>
+              <w:t xml:space="preserve"> (</w:t>
+            </w:r>
+            <w:proofErr w:type="spellStart"/>
+            <w:r>
+              <w:rPr>
+                <w:szCs w:val="28"/>
+              </w:rPr>
+              <w:t>cáscaras</w:t>
+            </w:r>
+            <w:proofErr w:type="spellEnd"/>
+            <w:r>
+              <w:rPr>
+                <w:szCs w:val="28"/>
+              </w:rPr>
+              <w:t>) por bolsa</w:t>
             </w:r>
           </w:p>
         </w:tc>
@@ -392,12 +501,14 @@
                 <w:szCs w:val="28"/>
               </w:rPr>
             </w:pPr>
+            <w:proofErr w:type="spellStart"/>
             <w:r>
               <w:rPr>
                 <w:szCs w:val="28"/>
               </w:rPr>
               <w:t>litros</w:t>
             </w:r>
+            <w:proofErr w:type="spellEnd"/>
           </w:p>
         </w:tc>
         <w:tc>
@@ -452,12 +563,14 @@
                 <w:szCs w:val="28"/>
               </w:rPr>
             </w:pPr>
+            <w:proofErr w:type="spellStart"/>
             <w:r>
               <w:rPr>
                 <w:szCs w:val="28"/>
               </w:rPr>
               <w:t>unidades</w:t>
             </w:r>
+            <w:proofErr w:type="spellEnd"/>
           </w:p>
         </w:tc>
         <w:tc>
@@ -501,14 +614,14 @@
         <w:tblLook w:val="04A0" w:firstRow="1" w:lastRow="0" w:firstColumn="1" w:lastColumn="0" w:noHBand="0" w:noVBand="1"/>
       </w:tblPr>
       <w:tblGrid>
-        <w:gridCol w:w="4739"/>
-        <w:gridCol w:w="2315"/>
-        <w:gridCol w:w="3827"/>
+        <w:gridCol w:w="5778"/>
+        <w:gridCol w:w="1418"/>
+        <w:gridCol w:w="3685"/>
       </w:tblGrid>
       <w:tr>
         <w:tc>
           <w:tcPr>
-            <w:tcW w:w="4739" w:type="dxa"/>
+            <w:tcW w:w="5778" w:type="dxa"/>
             <w:shd w:val="clear" w:color="auto" w:fill="EEEEEE"/>
           </w:tcPr>
           <w:p>
@@ -523,35 +636,53 @@
                 <w:b/>
                 <w:szCs w:val="28"/>
               </w:rPr>
-              <w:t>Paso del Proceso</w:t>
-            </w:r>
+              <w:t xml:space="preserve">Paso del </w:t>
+            </w:r>
+            <w:proofErr w:type="spellStart"/>
+            <w:r>
+              <w:rPr>
+                <w:b/>
+                <w:szCs w:val="28"/>
+              </w:rPr>
+              <w:t>Proceso</w:t>
+            </w:r>
+            <w:proofErr w:type="spellEnd"/>
           </w:p>
         </w:tc>
         <w:tc>
           <w:tcPr>
-            <w:tcW w:w="2315" w:type="dxa"/>
+            <w:tcW w:w="1418" w:type="dxa"/>
             <w:shd w:val="clear" w:color="auto" w:fill="EEEEEE"/>
           </w:tcPr>
           <w:p>
             <w:pPr>
-              <w:jc w:val="right"/>
+              <w:jc w:val="center"/>
               <w:rPr>
                 <w:sz w:val="28"/>
                 <w:szCs w:val="28"/>
               </w:rPr>
             </w:pPr>
+            <w:proofErr w:type="spellStart"/>
             <w:r>
               <w:rPr>
                 <w:b/>
                 <w:szCs w:val="28"/>
               </w:rPr>
-              <w:t>Tiempo Real</w:t>
+              <w:t>Tiempo</w:t>
+            </w:r>
+            <w:proofErr w:type="spellEnd"/>
+            <w:r>
+              <w:rPr>
+                <w:b/>
+                <w:szCs w:val="28"/>
+              </w:rPr>
+              <w:t xml:space="preserve"> Real</w:t>
             </w:r>
           </w:p>
         </w:tc>
         <w:tc>
           <w:tcPr>
-            <w:tcW w:w="3827" w:type="dxa"/>
+            <w:tcW w:w="3685" w:type="dxa"/>
             <w:shd w:val="clear" w:color="auto" w:fill="EEEEEE"/>
           </w:tcPr>
           <w:p>
@@ -561,6 +692,7 @@
                 <w:szCs w:val="28"/>
               </w:rPr>
             </w:pPr>
+            <w:proofErr w:type="spellStart"/>
             <w:r>
               <w:rPr>
                 <w:b/>
@@ -568,13 +700,14 @@
               </w:rPr>
               <w:t>Detalles</w:t>
             </w:r>
+            <w:proofErr w:type="spellEnd"/>
           </w:p>
         </w:tc>
       </w:tr>
       <w:tr>
         <w:tc>
           <w:tcPr>
-            <w:tcW w:w="4739" w:type="dxa"/>
+            <w:tcW w:w="5778" w:type="dxa"/>
           </w:tcPr>
           <w:p>
             <w:pPr>
@@ -587,13 +720,63 @@
               <w:rPr>
                 <w:szCs w:val="28"/>
               </w:rPr>
-              <w:t>1. Traslado de papas desde depósito a peladora</w:t>
-            </w:r>
+              <w:t xml:space="preserve">1. </w:t>
+            </w:r>
+            <w:proofErr w:type="spellStart"/>
+            <w:r>
+              <w:rPr>
+                <w:szCs w:val="28"/>
+              </w:rPr>
+              <w:t>Traslado</w:t>
+            </w:r>
+            <w:proofErr w:type="spellEnd"/>
+            <w:r>
+              <w:rPr>
+                <w:szCs w:val="28"/>
+              </w:rPr>
+              <w:t xml:space="preserve"> de papas </w:t>
+            </w:r>
+            <w:proofErr w:type="spellStart"/>
+            <w:r>
+              <w:rPr>
+                <w:szCs w:val="28"/>
+              </w:rPr>
+              <w:t>desde</w:t>
+            </w:r>
+            <w:proofErr w:type="spellEnd"/>
+            <w:r>
+              <w:rPr>
+                <w:szCs w:val="28"/>
+              </w:rPr>
+              <w:t xml:space="preserve"> </w:t>
+            </w:r>
+            <w:proofErr w:type="spellStart"/>
+            <w:r>
+              <w:rPr>
+                <w:szCs w:val="28"/>
+              </w:rPr>
+              <w:t>depósito</w:t>
+            </w:r>
+            <w:proofErr w:type="spellEnd"/>
+            <w:r>
+              <w:rPr>
+                <w:szCs w:val="28"/>
+              </w:rPr>
+              <w:t xml:space="preserve"> a </w:t>
+            </w:r>
+            <w:proofErr w:type="spellStart"/>
+            <w:r>
+              <w:rPr>
+                <w:szCs w:val="28"/>
+              </w:rPr>
+              <w:t>peladora</w:t>
+            </w:r>
+            <w:proofErr w:type="spellEnd"/>
           </w:p>
         </w:tc>
         <w:tc>
           <w:tcPr>
-            <w:tcW w:w="2315" w:type="dxa"/>
+            <w:tcW w:w="1418" w:type="dxa"/>
           </w:tcPr>
           <w:p>
             <w:pPr>
@@ -613,7 +796,7 @@
         </w:tc>
         <w:tc>
           <w:tcPr>
-            <w:tcW w:w="3827" w:type="dxa"/>
+            <w:tcW w:w="3685" w:type="dxa"/>
           </w:tcPr>
           <w:p>
             <w:pPr>
@@ -628,7 +811,7 @@
       <w:tr>
         <w:tc>
           <w:tcPr>
-            <w:tcW w:w="4739" w:type="dxa"/>
+            <w:tcW w:w="5778" w:type="dxa"/>
           </w:tcPr>
           <w:p>
             <w:pPr>
@@ -641,13 +824,69 @@
               <w:rPr>
                 <w:szCs w:val="28"/>
               </w:rPr>
-              <w:t>2. Pelado mecánico (Media bolsa / bolsa entera)</w:t>
+              <w:t xml:space="preserve">2. </w:t>
+            </w:r>
+            <w:proofErr w:type="spellStart"/>
+            <w:r>
+              <w:rPr>
+                <w:szCs w:val="28"/>
+              </w:rPr>
+              <w:t>Pelado</w:t>
+            </w:r>
+            <w:proofErr w:type="spellEnd"/>
+            <w:r>
+              <w:rPr>
+                <w:szCs w:val="28"/>
+              </w:rPr>
+              <w:t xml:space="preserve"> </w:t>
+            </w:r>
+            <w:proofErr w:type="spellStart"/>
+            <w:r>
+              <w:rPr>
+                <w:szCs w:val="28"/>
+              </w:rPr>
+              <w:t>mecánico</w:t>
+            </w:r>
+            <w:proofErr w:type="spellEnd"/>
+            <w:r>
+              <w:rPr>
+                <w:szCs w:val="28"/>
+              </w:rPr>
+              <w:t xml:space="preserve"> (Media </w:t>
+            </w:r>
+            <w:proofErr w:type="spellStart"/>
+            <w:r>
+              <w:rPr>
+                <w:szCs w:val="28"/>
+              </w:rPr>
+              <w:t>bolsa</w:t>
+            </w:r>
+            <w:proofErr w:type="spellEnd"/>
+            <w:r>
+              <w:rPr>
+                <w:szCs w:val="28"/>
+              </w:rPr>
+              <w:t xml:space="preserve"> / </w:t>
+            </w:r>
+            <w:proofErr w:type="spellStart"/>
+            <w:r>
+              <w:rPr>
+                <w:szCs w:val="28"/>
+              </w:rPr>
+              <w:t>bolsa</w:t>
+            </w:r>
+            <w:proofErr w:type="spellEnd"/>
+            <w:r>
+              <w:rPr>
+                <w:szCs w:val="28"/>
+              </w:rPr>
+              <w:t xml:space="preserve"> entera)</w:t>
             </w:r>
           </w:p>
         </w:tc>
         <w:tc>
           <w:tcPr>
-            <w:tcW w:w="2315" w:type="dxa"/>
+            <w:tcW w:w="1418" w:type="dxa"/>
           </w:tcPr>
           <w:p>
             <w:pPr>
@@ -667,7 +906,7 @@
         </w:tc>
         <w:tc>
           <w:tcPr>
-            <w:tcW w:w="3827" w:type="dxa"/>
+            <w:tcW w:w="3685" w:type="dxa"/>
           </w:tcPr>
           <w:p>
             <w:pPr>
@@ -688,7 +927,7 @@
       <w:tr>
         <w:tc>
           <w:tcPr>
-            <w:tcW w:w="4739" w:type="dxa"/>
+            <w:tcW w:w="5778" w:type="dxa"/>
           </w:tcPr>
           <w:p>
             <w:pPr>
@@ -701,13 +940,49 @@
               <w:rPr>
                 <w:szCs w:val="28"/>
               </w:rPr>
-              <w:t>3. Traslado de papas peladas a cortadora</w:t>
-            </w:r>
+              <w:t xml:space="preserve">3. </w:t>
+            </w:r>
+            <w:proofErr w:type="spellStart"/>
+            <w:r>
+              <w:rPr>
+                <w:szCs w:val="28"/>
+              </w:rPr>
+              <w:t>Traslado</w:t>
+            </w:r>
+            <w:proofErr w:type="spellEnd"/>
+            <w:r>
+              <w:rPr>
+                <w:szCs w:val="28"/>
+              </w:rPr>
+              <w:t xml:space="preserve"> de papas </w:t>
+            </w:r>
+            <w:proofErr w:type="spellStart"/>
+            <w:r>
+              <w:rPr>
+                <w:szCs w:val="28"/>
+              </w:rPr>
+              <w:t>peladas</w:t>
+            </w:r>
+            <w:proofErr w:type="spellEnd"/>
+            <w:r>
+              <w:rPr>
+                <w:szCs w:val="28"/>
+              </w:rPr>
+              <w:t xml:space="preserve"> a </w:t>
+            </w:r>
+            <w:proofErr w:type="spellStart"/>
+            <w:r>
+              <w:rPr>
+                <w:szCs w:val="28"/>
+              </w:rPr>
+              <w:t>cortadora</w:t>
+            </w:r>
+            <w:proofErr w:type="spellEnd"/>
           </w:p>
         </w:tc>
         <w:tc>
           <w:tcPr>
-            <w:tcW w:w="2315" w:type="dxa"/>
+            <w:tcW w:w="1418" w:type="dxa"/>
           </w:tcPr>
           <w:p>
             <w:pPr>
@@ -727,7 +1002,7 @@
         </w:tc>
         <w:tc>
           <w:tcPr>
-            <w:tcW w:w="3827" w:type="dxa"/>
+            <w:tcW w:w="3685" w:type="dxa"/>
           </w:tcPr>
           <w:p>
             <w:pPr>
@@ -742,7 +1017,7 @@
       <w:tr>
         <w:tc>
           <w:tcPr>
-            <w:tcW w:w="4739" w:type="dxa"/>
+            <w:tcW w:w="5778" w:type="dxa"/>
           </w:tcPr>
           <w:p>
             <w:pPr>
@@ -755,13 +1030,49 @@
               <w:rPr>
                 <w:szCs w:val="28"/>
               </w:rPr>
-              <w:t>4. Corte en máquina automática</w:t>
-            </w:r>
+              <w:t xml:space="preserve">4. Corte </w:t>
+            </w:r>
+            <w:proofErr w:type="spellStart"/>
+            <w:r>
+              <w:rPr>
+                <w:szCs w:val="28"/>
+              </w:rPr>
+              <w:t>en</w:t>
+            </w:r>
+            <w:proofErr w:type="spellEnd"/>
+            <w:r>
+              <w:rPr>
+                <w:szCs w:val="28"/>
+              </w:rPr>
+              <w:t xml:space="preserve"> </w:t>
+            </w:r>
+            <w:proofErr w:type="spellStart"/>
+            <w:r>
+              <w:rPr>
+                <w:szCs w:val="28"/>
+              </w:rPr>
+              <w:t>máquina</w:t>
+            </w:r>
+            <w:proofErr w:type="spellEnd"/>
+            <w:r>
+              <w:rPr>
+                <w:szCs w:val="28"/>
+              </w:rPr>
+              <w:t xml:space="preserve"> </w:t>
+            </w:r>
+            <w:proofErr w:type="spellStart"/>
+            <w:r>
+              <w:rPr>
+                <w:szCs w:val="28"/>
+              </w:rPr>
+              <w:t>automática</w:t>
+            </w:r>
+            <w:proofErr w:type="spellEnd"/>
           </w:p>
         </w:tc>
         <w:tc>
           <w:tcPr>
-            <w:tcW w:w="2315" w:type="dxa"/>
+            <w:tcW w:w="1418" w:type="dxa"/>
           </w:tcPr>
           <w:p>
             <w:pPr>
@@ -775,13 +1086,21 @@
               <w:rPr>
                 <w:szCs w:val="28"/>
               </w:rPr>
-              <w:t>min / tanda</w:t>
-            </w:r>
+              <w:t xml:space="preserve">min / </w:t>
+            </w:r>
+            <w:proofErr w:type="spellStart"/>
+            <w:r>
+              <w:rPr>
+                <w:szCs w:val="28"/>
+              </w:rPr>
+              <w:t>tanda</w:t>
+            </w:r>
+            <w:proofErr w:type="spellEnd"/>
           </w:p>
         </w:tc>
         <w:tc>
           <w:tcPr>
-            <w:tcW w:w="3827" w:type="dxa"/>
+            <w:tcW w:w="3685" w:type="dxa"/>
           </w:tcPr>
           <w:p>
             <w:pPr>
@@ -796,7 +1115,7 @@
       <w:tr>
         <w:tc>
           <w:tcPr>
-            <w:tcW w:w="4739" w:type="dxa"/>
+            <w:tcW w:w="5778" w:type="dxa"/>
           </w:tcPr>
           <w:p>
             <w:pPr>
@@ -809,13 +1128,35 @@
               <w:rPr>
                 <w:szCs w:val="28"/>
               </w:rPr>
-              <w:t>5. Escurrido de las papas cortadas</w:t>
-            </w:r>
+              <w:t xml:space="preserve">5. </w:t>
+            </w:r>
+            <w:proofErr w:type="spellStart"/>
+            <w:r>
+              <w:rPr>
+                <w:szCs w:val="28"/>
+              </w:rPr>
+              <w:t>Escurrido</w:t>
+            </w:r>
+            <w:proofErr w:type="spellEnd"/>
+            <w:r>
+              <w:rPr>
+                <w:szCs w:val="28"/>
+              </w:rPr>
+              <w:t xml:space="preserve"> de las papas </w:t>
+            </w:r>
+            <w:proofErr w:type="spellStart"/>
+            <w:r>
+              <w:rPr>
+                <w:szCs w:val="28"/>
+              </w:rPr>
+              <w:t>cortadas</w:t>
+            </w:r>
+            <w:proofErr w:type="spellEnd"/>
           </w:p>
         </w:tc>
         <w:tc>
           <w:tcPr>
-            <w:tcW w:w="2315" w:type="dxa"/>
+            <w:tcW w:w="1418" w:type="dxa"/>
           </w:tcPr>
           <w:p>
             <w:pPr>
@@ -835,7 +1176,7 @@
         </w:tc>
         <w:tc>
           <w:tcPr>
-            <w:tcW w:w="3827" w:type="dxa"/>
+            <w:tcW w:w="3685" w:type="dxa"/>
           </w:tcPr>
           <w:p>
             <w:pPr>
@@ -850,7 +1191,7 @@
       <w:tr>
         <w:tc>
           <w:tcPr>
-            <w:tcW w:w="4739" w:type="dxa"/>
+            <w:tcW w:w="5778" w:type="dxa"/>
           </w:tcPr>
           <w:p>
             <w:pPr>
@@ -863,13 +1204,35 @@
               <w:rPr>
                 <w:szCs w:val="28"/>
               </w:rPr>
-              <w:t>6. Pre-calentamiento de la freidora</w:t>
-            </w:r>
+              <w:t>6. Pre-</w:t>
+            </w:r>
+            <w:proofErr w:type="spellStart"/>
+            <w:r>
+              <w:rPr>
+                <w:szCs w:val="28"/>
+              </w:rPr>
+              <w:t>calentamiento</w:t>
+            </w:r>
+            <w:proofErr w:type="spellEnd"/>
+            <w:r>
+              <w:rPr>
+                <w:szCs w:val="28"/>
+              </w:rPr>
+              <w:t xml:space="preserve"> de la </w:t>
+            </w:r>
+            <w:proofErr w:type="spellStart"/>
+            <w:r>
+              <w:rPr>
+                <w:szCs w:val="28"/>
+              </w:rPr>
+              <w:t>freidora</w:t>
+            </w:r>
+            <w:proofErr w:type="spellEnd"/>
           </w:p>
         </w:tc>
         <w:tc>
           <w:tcPr>
-            <w:tcW w:w="2315" w:type="dxa"/>
+            <w:tcW w:w="1418" w:type="dxa"/>
           </w:tcPr>
           <w:p>
             <w:pPr>
@@ -889,7 +1252,7 @@
         </w:tc>
         <w:tc>
           <w:tcPr>
-            <w:tcW w:w="3827" w:type="dxa"/>
+            <w:tcW w:w="3685" w:type="dxa"/>
           </w:tcPr>
           <w:p>
             <w:pPr>
@@ -902,7 +1265,33 @@
               <w:rPr>
                 <w:szCs w:val="28"/>
               </w:rPr>
-              <w:t>¿Llegó a temp? ___°C</w:t>
+              <w:t>¿</w:t>
+            </w:r>
+            <w:proofErr w:type="spellStart"/>
+            <w:r>
+              <w:rPr>
+                <w:szCs w:val="28"/>
+              </w:rPr>
+              <w:t>Llegó</w:t>
+            </w:r>
+            <w:proofErr w:type="spellEnd"/>
+            <w:r>
+              <w:rPr>
+                <w:szCs w:val="28"/>
+              </w:rPr>
+              <w:t xml:space="preserve"> a temp? _</w:t>
+            </w:r>
+            <w:r>
+              <w:rPr>
+                <w:sz w:val="18"/>
+              </w:rPr>
+              <w:t>_______</w:t>
+            </w:r>
+            <w:r>
+              <w:rPr>
+                <w:szCs w:val="28"/>
+              </w:rPr>
+              <w:t>__°C</w:t>
             </w:r>
           </w:p>
         </w:tc>
@@ -910,7 +1299,7 @@
       <w:tr>
         <w:tc>
           <w:tcPr>
-            <w:tcW w:w="4739" w:type="dxa"/>
+            <w:tcW w:w="5778" w:type="dxa"/>
           </w:tcPr>
           <w:p>
             <w:pPr>
@@ -923,13 +1312,55 @@
               <w:rPr>
                 <w:szCs w:val="28"/>
               </w:rPr>
-              <w:t>7. Fritura (Cocción de 1 tanda de papas)</w:t>
+              <w:t xml:space="preserve">7. </w:t>
+            </w:r>
+            <w:proofErr w:type="spellStart"/>
+            <w:r>
+              <w:rPr>
+                <w:szCs w:val="28"/>
+              </w:rPr>
+              <w:t>Fritura</w:t>
+            </w:r>
+            <w:proofErr w:type="spellEnd"/>
+            <w:r>
+              <w:rPr>
+                <w:szCs w:val="28"/>
+              </w:rPr>
+              <w:t xml:space="preserve"> (</w:t>
+            </w:r>
+            <w:proofErr w:type="spellStart"/>
+            <w:r>
+              <w:rPr>
+                <w:szCs w:val="28"/>
+              </w:rPr>
+              <w:t>Cocción</w:t>
+            </w:r>
+            <w:proofErr w:type="spellEnd"/>
+            <w:r>
+              <w:rPr>
+                <w:szCs w:val="28"/>
+              </w:rPr>
+              <w:t xml:space="preserve"> de 1 </w:t>
+            </w:r>
+            <w:proofErr w:type="spellStart"/>
+            <w:r>
+              <w:rPr>
+                <w:szCs w:val="28"/>
+              </w:rPr>
+              <w:t>tanda</w:t>
+            </w:r>
+            <w:proofErr w:type="spellEnd"/>
+            <w:r>
+              <w:rPr>
+                <w:szCs w:val="28"/>
+              </w:rPr>
+              <w:t xml:space="preserve"> de papas)</w:t>
             </w:r>
           </w:p>
         </w:tc>
         <w:tc>
           <w:tcPr>
-            <w:tcW w:w="2315" w:type="dxa"/>
+            <w:tcW w:w="1418" w:type="dxa"/>
           </w:tcPr>
           <w:p>
             <w:pPr>
@@ -943,13 +1374,21 @@
               <w:rPr>
                 <w:szCs w:val="28"/>
               </w:rPr>
-              <w:t>min / tanda</w:t>
-            </w:r>
+              <w:t xml:space="preserve">min / </w:t>
+            </w:r>
+            <w:proofErr w:type="spellStart"/>
+            <w:r>
+              <w:rPr>
+                <w:szCs w:val="28"/>
+              </w:rPr>
+              <w:t>tanda</w:t>
+            </w:r>
+            <w:proofErr w:type="spellEnd"/>
           </w:p>
         </w:tc>
         <w:tc>
           <w:tcPr>
-            <w:tcW w:w="3827" w:type="dxa"/>
+            <w:tcW w:w="3685" w:type="dxa"/>
           </w:tcPr>
           <w:p>
             <w:pPr>
@@ -962,7 +1401,21 @@
               <w:rPr>
                 <w:szCs w:val="28"/>
               </w:rPr>
-              <w:t>¿Cant. tandas? ___</w:t>
+              <w:t xml:space="preserve">¿Cant. </w:t>
+            </w:r>
+            <w:proofErr w:type="spellStart"/>
+            <w:r>
+              <w:rPr>
+                <w:szCs w:val="28"/>
+              </w:rPr>
+              <w:t>tandas</w:t>
+            </w:r>
+            <w:proofErr w:type="spellEnd"/>
+            <w:r>
+              <w:rPr>
+                <w:szCs w:val="28"/>
+              </w:rPr>
+              <w:t xml:space="preserve">? </w:t>
             </w:r>
           </w:p>
         </w:tc>
@@ -970,7 +1423,7 @@
       <w:tr>
         <w:tc>
           <w:tcPr>
-            <w:tcW w:w="4739" w:type="dxa"/>
+            <w:tcW w:w="5778" w:type="dxa"/>
           </w:tcPr>
           <w:p>
             <w:pPr>
@@ -983,13 +1436,55 @@
               <w:rPr>
                 <w:szCs w:val="28"/>
               </w:rPr>
-              <w:t>8. Rotura de huevos y preparación en olla</w:t>
+              <w:t xml:space="preserve">8. </w:t>
+            </w:r>
+            <w:proofErr w:type="spellStart"/>
+            <w:r>
+              <w:rPr>
+                <w:szCs w:val="28"/>
+              </w:rPr>
+              <w:t>Rotura</w:t>
+            </w:r>
+            <w:proofErr w:type="spellEnd"/>
+            <w:r>
+              <w:rPr>
+                <w:szCs w:val="28"/>
+              </w:rPr>
+              <w:t xml:space="preserve"> de huevos y </w:t>
+            </w:r>
+            <w:proofErr w:type="spellStart"/>
+            <w:r>
+              <w:rPr>
+                <w:szCs w:val="28"/>
+              </w:rPr>
+              <w:t>preparación</w:t>
+            </w:r>
+            <w:proofErr w:type="spellEnd"/>
+            <w:r>
+              <w:rPr>
+                <w:szCs w:val="28"/>
+              </w:rPr>
+              <w:t xml:space="preserve"> </w:t>
+            </w:r>
+            <w:proofErr w:type="spellStart"/>
+            <w:r>
+              <w:rPr>
+                <w:szCs w:val="28"/>
+              </w:rPr>
+              <w:t>en</w:t>
+            </w:r>
+            <w:proofErr w:type="spellEnd"/>
+            <w:r>
+              <w:rPr>
+                <w:szCs w:val="28"/>
+              </w:rPr>
+              <w:t xml:space="preserve"> olla</w:t>
             </w:r>
           </w:p>
         </w:tc>
         <w:tc>
           <w:tcPr>
-            <w:tcW w:w="2315" w:type="dxa"/>
+            <w:tcW w:w="1418" w:type="dxa"/>
           </w:tcPr>
           <w:p>
             <w:pPr>
@@ -1009,7 +1504,7 @@
         </w:tc>
         <w:tc>
           <w:tcPr>
-            <w:tcW w:w="3827" w:type="dxa"/>
+            <w:tcW w:w="3685" w:type="dxa"/>
           </w:tcPr>
           <w:p>
             <w:pPr>
@@ -1018,11 +1513,33 @@
                 <w:szCs w:val="28"/>
               </w:rPr>
             </w:pPr>
-            <w:r>
-              <w:rPr>
-                <w:szCs w:val="28"/>
-              </w:rPr>
-              <w:t>Previo a integrar papa</w:t>
+            <w:proofErr w:type="spellStart"/>
+            <w:r>
+              <w:rPr>
+                <w:szCs w:val="28"/>
+              </w:rPr>
+              <w:t>Previo</w:t>
+            </w:r>
+            <w:proofErr w:type="spellEnd"/>
+            <w:r>
+              <w:rPr>
+                <w:szCs w:val="28"/>
+              </w:rPr>
+              <w:t xml:space="preserve"> a </w:t>
+            </w:r>
+            <w:proofErr w:type="spellStart"/>
+            <w:r>
+              <w:rPr>
+                <w:szCs w:val="28"/>
+              </w:rPr>
+              <w:t>integrar</w:t>
+            </w:r>
+            <w:proofErr w:type="spellEnd"/>
+            <w:r>
+              <w:rPr>
+                <w:szCs w:val="28"/>
+              </w:rPr>
+              <w:t xml:space="preserve"> papa</w:t>
             </w:r>
           </w:p>
         </w:tc>
@@ -1030,7 +1547,7 @@
       <w:tr>
         <w:tc>
           <w:tcPr>
-            <w:tcW w:w="4739" w:type="dxa"/>
+            <w:tcW w:w="5778" w:type="dxa"/>
           </w:tcPr>
           <w:p>
             <w:pPr>
@@ -1043,13 +1560,55 @@
               <w:rPr>
                 <w:szCs w:val="28"/>
               </w:rPr>
-              <w:t>9. Mezclado e integración (papa + huevo/cebolla)</w:t>
+              <w:t xml:space="preserve">9. </w:t>
+            </w:r>
+            <w:proofErr w:type="spellStart"/>
+            <w:r>
+              <w:rPr>
+                <w:szCs w:val="28"/>
+              </w:rPr>
+              <w:t>Mezclado</w:t>
+            </w:r>
+            <w:proofErr w:type="spellEnd"/>
+            <w:r>
+              <w:rPr>
+                <w:szCs w:val="28"/>
+              </w:rPr>
+              <w:t xml:space="preserve"> e </w:t>
+            </w:r>
+            <w:proofErr w:type="spellStart"/>
+            <w:r>
+              <w:rPr>
+                <w:szCs w:val="28"/>
+              </w:rPr>
+              <w:t>integración</w:t>
+            </w:r>
+            <w:proofErr w:type="spellEnd"/>
+            <w:r>
+              <w:rPr>
+                <w:szCs w:val="28"/>
+              </w:rPr>
+              <w:t xml:space="preserve"> (papa + huevo/</w:t>
+            </w:r>
+            <w:proofErr w:type="spellStart"/>
+            <w:r>
+              <w:rPr>
+                <w:szCs w:val="28"/>
+              </w:rPr>
+              <w:t>cebolla</w:t>
+            </w:r>
+            <w:proofErr w:type="spellEnd"/>
+            <w:r>
+              <w:rPr>
+                <w:szCs w:val="28"/>
+              </w:rPr>
+              <w:t>)</w:t>
             </w:r>
           </w:p>
         </w:tc>
         <w:tc>
           <w:tcPr>
-            <w:tcW w:w="2315" w:type="dxa"/>
+            <w:tcW w:w="1418" w:type="dxa"/>
           </w:tcPr>
           <w:p>
             <w:pPr>
@@ -1069,7 +1628,7 @@
         </w:tc>
         <w:tc>
           <w:tcPr>
-            <w:tcW w:w="3827" w:type="dxa"/>
+            <w:tcW w:w="3685" w:type="dxa"/>
           </w:tcPr>
           <w:p>
             <w:pPr>
@@ -1084,7 +1643,7 @@
       <w:tr>
         <w:tc>
           <w:tcPr>
-            <w:tcW w:w="4739" w:type="dxa"/>
+            <w:tcW w:w="5778" w:type="dxa"/>
           </w:tcPr>
           <w:p>
             <w:pPr>
@@ -1097,13 +1656,55 @@
               <w:rPr>
                 <w:szCs w:val="28"/>
               </w:rPr>
-              <w:t>10. Aceitado manual de moldes (con esponja)</w:t>
+              <w:t xml:space="preserve">10. </w:t>
+            </w:r>
+            <w:proofErr w:type="spellStart"/>
+            <w:r>
+              <w:rPr>
+                <w:szCs w:val="28"/>
+              </w:rPr>
+              <w:t>Aceitado</w:t>
+            </w:r>
+            <w:proofErr w:type="spellEnd"/>
+            <w:r>
+              <w:rPr>
+                <w:szCs w:val="28"/>
+              </w:rPr>
+              <w:t xml:space="preserve"> manual de </w:t>
+            </w:r>
+            <w:proofErr w:type="spellStart"/>
+            <w:r>
+              <w:rPr>
+                <w:szCs w:val="28"/>
+              </w:rPr>
+              <w:t>moldes</w:t>
+            </w:r>
+            <w:proofErr w:type="spellEnd"/>
+            <w:r>
+              <w:rPr>
+                <w:szCs w:val="28"/>
+              </w:rPr>
+              <w:t xml:space="preserve"> (con </w:t>
+            </w:r>
+            <w:proofErr w:type="spellStart"/>
+            <w:r>
+              <w:rPr>
+                <w:szCs w:val="28"/>
+              </w:rPr>
+              <w:t>esponja</w:t>
+            </w:r>
+            <w:proofErr w:type="spellEnd"/>
+            <w:r>
+              <w:rPr>
+                <w:szCs w:val="28"/>
+              </w:rPr>
+              <w:t>)</w:t>
             </w:r>
           </w:p>
         </w:tc>
         <w:tc>
           <w:tcPr>
-            <w:tcW w:w="2315" w:type="dxa"/>
+            <w:tcW w:w="1418" w:type="dxa"/>
           </w:tcPr>
           <w:p>
             <w:pPr>
@@ -1123,7 +1724,7 @@
         </w:tc>
         <w:tc>
           <w:tcPr>
-            <w:tcW w:w="3827" w:type="dxa"/>
+            <w:tcW w:w="3685" w:type="dxa"/>
           </w:tcPr>
           <w:p>
             <w:pPr>
@@ -1138,7 +1739,7 @@
       <w:tr>
         <w:tc>
           <w:tcPr>
-            <w:tcW w:w="4739" w:type="dxa"/>
+            <w:tcW w:w="5778" w:type="dxa"/>
           </w:tcPr>
           <w:p>
             <w:pPr>
@@ -1151,13 +1752,35 @@
               <w:rPr>
                 <w:szCs w:val="28"/>
               </w:rPr>
-              <w:t>11. Rellenado manual de moldes</w:t>
-            </w:r>
+              <w:t xml:space="preserve">11. </w:t>
+            </w:r>
+            <w:proofErr w:type="spellStart"/>
+            <w:r>
+              <w:rPr>
+                <w:szCs w:val="28"/>
+              </w:rPr>
+              <w:t>Rellenado</w:t>
+            </w:r>
+            <w:proofErr w:type="spellEnd"/>
+            <w:r>
+              <w:rPr>
+                <w:szCs w:val="28"/>
+              </w:rPr>
+              <w:t xml:space="preserve"> manual de </w:t>
+            </w:r>
+            <w:proofErr w:type="spellStart"/>
+            <w:r>
+              <w:rPr>
+                <w:szCs w:val="28"/>
+              </w:rPr>
+              <w:t>moldes</w:t>
+            </w:r>
+            <w:proofErr w:type="spellEnd"/>
           </w:p>
         </w:tc>
         <w:tc>
           <w:tcPr>
-            <w:tcW w:w="2315" w:type="dxa"/>
+            <w:tcW w:w="1418" w:type="dxa"/>
           </w:tcPr>
           <w:p>
             <w:pPr>
@@ -1177,7 +1800,7 @@
         </w:tc>
         <w:tc>
           <w:tcPr>
-            <w:tcW w:w="3827" w:type="dxa"/>
+            <w:tcW w:w="3685" w:type="dxa"/>
           </w:tcPr>
           <w:p>
             <w:pPr>
@@ -1198,7 +1821,7 @@
       <w:tr>
         <w:tc>
           <w:tcPr>
-            <w:tcW w:w="4739" w:type="dxa"/>
+            <w:tcW w:w="5778" w:type="dxa"/>
           </w:tcPr>
           <w:p>
             <w:pPr>
@@ -1211,13 +1834,77 @@
               <w:rPr>
                 <w:szCs w:val="28"/>
               </w:rPr>
-              <w:t>12. Traslado de moldes/bandejas a los hornos</w:t>
-            </w:r>
+              <w:t xml:space="preserve">12. </w:t>
+            </w:r>
+            <w:proofErr w:type="spellStart"/>
+            <w:r>
+              <w:rPr>
+                <w:szCs w:val="28"/>
+              </w:rPr>
+              <w:t>Traslado</w:t>
+            </w:r>
+            <w:proofErr w:type="spellEnd"/>
+            <w:r>
+              <w:rPr>
+                <w:szCs w:val="28"/>
+              </w:rPr>
+              <w:t xml:space="preserve"> de </w:t>
+            </w:r>
+            <w:proofErr w:type="spellStart"/>
+            <w:r>
+              <w:rPr>
+                <w:szCs w:val="28"/>
+              </w:rPr>
+              <w:t>moldes</w:t>
+            </w:r>
+            <w:proofErr w:type="spellEnd"/>
+            <w:r>
+              <w:rPr>
+                <w:szCs w:val="28"/>
+              </w:rPr>
+              <w:t>/</w:t>
+            </w:r>
+            <w:proofErr w:type="spellStart"/>
+            <w:r>
+              <w:rPr>
+                <w:szCs w:val="28"/>
+              </w:rPr>
+              <w:t>bandejas</w:t>
+            </w:r>
+            <w:proofErr w:type="spellEnd"/>
+            <w:r>
+              <w:rPr>
+                <w:szCs w:val="28"/>
+              </w:rPr>
+              <w:t xml:space="preserve"> a </w:t>
+            </w:r>
+            <w:proofErr w:type="spellStart"/>
+            <w:r>
+              <w:rPr>
+                <w:szCs w:val="28"/>
+              </w:rPr>
+              <w:t>los</w:t>
+            </w:r>
+            <w:proofErr w:type="spellEnd"/>
+            <w:r>
+              <w:rPr>
+                <w:szCs w:val="28"/>
+              </w:rPr>
+              <w:t xml:space="preserve"> </w:t>
+            </w:r>
+            <w:proofErr w:type="spellStart"/>
+            <w:r>
+              <w:rPr>
+                <w:szCs w:val="28"/>
+              </w:rPr>
+              <w:t>hornos</w:t>
+            </w:r>
+            <w:proofErr w:type="spellEnd"/>
           </w:p>
         </w:tc>
         <w:tc>
           <w:tcPr>
-            <w:tcW w:w="2315" w:type="dxa"/>
+            <w:tcW w:w="1418" w:type="dxa"/>
           </w:tcPr>
           <w:p>
             <w:pPr>
@@ -1237,7 +1924,7 @@
         </w:tc>
         <w:tc>
           <w:tcPr>
-            <w:tcW w:w="3827" w:type="dxa"/>
+            <w:tcW w:w="3685" w:type="dxa"/>
           </w:tcPr>
           <w:p>
             <w:pPr>
@@ -1252,7 +1939,7 @@
       <w:tr>
         <w:tc>
           <w:tcPr>
-            <w:tcW w:w="4739" w:type="dxa"/>
+            <w:tcW w:w="5778" w:type="dxa"/>
           </w:tcPr>
           <w:p>
             <w:pPr>
@@ -1265,13 +1952,63 @@
               <w:rPr>
                 <w:szCs w:val="28"/>
               </w:rPr>
-              <w:t>13A. HORNO RATIONAL: Cantidad de moldes por bandeja</w:t>
-            </w:r>
+              <w:t xml:space="preserve">13A. HORNO RATIONAL: </w:t>
+            </w:r>
+            <w:proofErr w:type="spellStart"/>
+            <w:r>
+              <w:rPr>
+                <w:szCs w:val="28"/>
+              </w:rPr>
+              <w:t>Cantidad</w:t>
+            </w:r>
+            <w:proofErr w:type="spellEnd"/>
+            <w:r>
+              <w:rPr>
+                <w:szCs w:val="28"/>
+              </w:rPr>
+              <w:t xml:space="preserve"> de </w:t>
+            </w:r>
+            <w:proofErr w:type="spellStart"/>
+            <w:r>
+              <w:rPr>
+                <w:szCs w:val="28"/>
+              </w:rPr>
+              <w:t>moldes</w:t>
+            </w:r>
+            <w:proofErr w:type="spellEnd"/>
+            <w:r>
+              <w:rPr>
+                <w:szCs w:val="28"/>
+              </w:rPr>
+              <w:t xml:space="preserve"> </w:t>
+            </w:r>
+            <w:proofErr w:type="spellStart"/>
+            <w:r>
+              <w:rPr>
+                <w:szCs w:val="28"/>
+              </w:rPr>
+              <w:t>por</w:t>
+            </w:r>
+            <w:proofErr w:type="spellEnd"/>
+            <w:r>
+              <w:rPr>
+                <w:szCs w:val="28"/>
+              </w:rPr>
+              <w:t xml:space="preserve"> </w:t>
+            </w:r>
+            <w:proofErr w:type="spellStart"/>
+            <w:r>
+              <w:rPr>
+                <w:szCs w:val="28"/>
+              </w:rPr>
+              <w:t>bandeja</w:t>
+            </w:r>
+            <w:proofErr w:type="spellEnd"/>
           </w:p>
         </w:tc>
         <w:tc>
           <w:tcPr>
-            <w:tcW w:w="2315" w:type="dxa"/>
+            <w:tcW w:w="1418" w:type="dxa"/>
           </w:tcPr>
           <w:p>
             <w:pPr>
@@ -1291,7 +2028,7 @@
         </w:tc>
         <w:tc>
           <w:tcPr>
-            <w:tcW w:w="3827" w:type="dxa"/>
+            <w:tcW w:w="3685" w:type="dxa"/>
           </w:tcPr>
           <w:p>
             <w:pPr>
@@ -1304,7 +2041,21 @@
               <w:rPr>
                 <w:szCs w:val="28"/>
               </w:rPr>
-              <w:t>_____ moldes / band.</w:t>
+              <w:t xml:space="preserve">_____ </w:t>
+            </w:r>
+            <w:proofErr w:type="spellStart"/>
+            <w:r>
+              <w:rPr>
+                <w:szCs w:val="28"/>
+              </w:rPr>
+              <w:t>moldes</w:t>
+            </w:r>
+            <w:proofErr w:type="spellEnd"/>
+            <w:r>
+              <w:rPr>
+                <w:szCs w:val="28"/>
+              </w:rPr>
+              <w:t xml:space="preserve"> / band.</w:t>
             </w:r>
           </w:p>
         </w:tc>
@@ -1312,7 +2063,7 @@
       <w:tr>
         <w:tc>
           <w:tcPr>
-            <w:tcW w:w="4739" w:type="dxa"/>
+            <w:tcW w:w="5778" w:type="dxa"/>
           </w:tcPr>
           <w:p>
             <w:pPr>
@@ -1325,13 +2076,49 @@
               <w:rPr>
                 <w:szCs w:val="28"/>
               </w:rPr>
-              <w:t>13B. HORNO RATIONAL: Cantidad de bandejas totales</w:t>
-            </w:r>
+              <w:t xml:space="preserve">13B. HORNO RATIONAL: </w:t>
+            </w:r>
+            <w:proofErr w:type="spellStart"/>
+            <w:r>
+              <w:rPr>
+                <w:szCs w:val="28"/>
+              </w:rPr>
+              <w:t>Cantidad</w:t>
+            </w:r>
+            <w:proofErr w:type="spellEnd"/>
+            <w:r>
+              <w:rPr>
+                <w:szCs w:val="28"/>
+              </w:rPr>
+              <w:t xml:space="preserve"> de </w:t>
+            </w:r>
+            <w:proofErr w:type="spellStart"/>
+            <w:r>
+              <w:rPr>
+                <w:szCs w:val="28"/>
+              </w:rPr>
+              <w:t>bandejas</w:t>
+            </w:r>
+            <w:proofErr w:type="spellEnd"/>
+            <w:r>
+              <w:rPr>
+                <w:szCs w:val="28"/>
+              </w:rPr>
+              <w:t xml:space="preserve"> </w:t>
+            </w:r>
+            <w:proofErr w:type="spellStart"/>
+            <w:r>
+              <w:rPr>
+                <w:szCs w:val="28"/>
+              </w:rPr>
+              <w:t>totales</w:t>
+            </w:r>
+            <w:proofErr w:type="spellEnd"/>
           </w:p>
         </w:tc>
         <w:tc>
           <w:tcPr>
-            <w:tcW w:w="2315" w:type="dxa"/>
+            <w:tcW w:w="1418" w:type="dxa"/>
           </w:tcPr>
           <w:p>
             <w:pPr>
@@ -1351,7 +2138,7 @@
         </w:tc>
         <w:tc>
           <w:tcPr>
-            <w:tcW w:w="3827" w:type="dxa"/>
+            <w:tcW w:w="3685" w:type="dxa"/>
           </w:tcPr>
           <w:p>
             <w:pPr>
@@ -1364,15 +2151,51 @@
               <w:rPr>
                 <w:szCs w:val="28"/>
               </w:rPr>
-              <w:t>_____ bandejas en horno</w:t>
-            </w:r>
+              <w:t xml:space="preserve">_____ </w:t>
+            </w:r>
+            <w:proofErr w:type="spellStart"/>
+            <w:r>
+              <w:rPr>
+                <w:szCs w:val="28"/>
+              </w:rPr>
+              <w:t>bandejas</w:t>
+            </w:r>
+            <w:proofErr w:type="spellEnd"/>
+            <w:r>
+              <w:rPr>
+                <w:szCs w:val="28"/>
+              </w:rPr>
+              <w:t xml:space="preserve"> </w:t>
+            </w:r>
+            <w:proofErr w:type="spellStart"/>
+            <w:r>
+              <w:rPr>
+                <w:szCs w:val="28"/>
+              </w:rPr>
+              <w:t>en</w:t>
+            </w:r>
+            <w:proofErr w:type="spellEnd"/>
+            <w:r>
+              <w:rPr>
+                <w:szCs w:val="28"/>
+              </w:rPr>
+              <w:t xml:space="preserve"> </w:t>
+            </w:r>
+            <w:proofErr w:type="spellStart"/>
+            <w:r>
+              <w:rPr>
+                <w:szCs w:val="28"/>
+              </w:rPr>
+              <w:t>horno</w:t>
+            </w:r>
+            <w:proofErr w:type="spellEnd"/>
           </w:p>
         </w:tc>
       </w:tr>
       <w:tr>
         <w:tc>
           <w:tcPr>
-            <w:tcW w:w="4739" w:type="dxa"/>
+            <w:tcW w:w="5778" w:type="dxa"/>
           </w:tcPr>
           <w:p>
             <w:pPr>
@@ -1385,13 +2208,35 @@
               <w:rPr>
                 <w:szCs w:val="28"/>
               </w:rPr>
-              <w:t>13C. HORNO RATIONAL: Tiempo de Horneado</w:t>
-            </w:r>
+              <w:t xml:space="preserve">13C. HORNO RATIONAL: </w:t>
+            </w:r>
+            <w:proofErr w:type="spellStart"/>
+            <w:r>
+              <w:rPr>
+                <w:szCs w:val="28"/>
+              </w:rPr>
+              <w:t>Tiempo</w:t>
+            </w:r>
+            <w:proofErr w:type="spellEnd"/>
+            <w:r>
+              <w:rPr>
+                <w:szCs w:val="28"/>
+              </w:rPr>
+              <w:t xml:space="preserve"> de </w:t>
+            </w:r>
+            <w:proofErr w:type="spellStart"/>
+            <w:r>
+              <w:rPr>
+                <w:szCs w:val="28"/>
+              </w:rPr>
+              <w:t>Horneado</w:t>
+            </w:r>
+            <w:proofErr w:type="spellEnd"/>
           </w:p>
         </w:tc>
         <w:tc>
           <w:tcPr>
-            <w:tcW w:w="2315" w:type="dxa"/>
+            <w:tcW w:w="1418" w:type="dxa"/>
           </w:tcPr>
           <w:p>
             <w:pPr>
@@ -1411,7 +2256,7 @@
         </w:tc>
         <w:tc>
           <w:tcPr>
-            <w:tcW w:w="3827" w:type="dxa"/>
+            <w:tcW w:w="3685" w:type="dxa"/>
           </w:tcPr>
           <w:p>
             <w:pPr>
@@ -1424,7 +2269,19 @@
               <w:rPr>
                 <w:szCs w:val="28"/>
               </w:rPr>
-              <w:t>Temp: _____ °C</w:t>
+              <w:t>Temp: ___</w:t>
+            </w:r>
+            <w:r>
+              <w:rPr>
+                <w:sz w:val="18"/>
+              </w:rPr>
+              <w:t>___________</w:t>
+            </w:r>
+            <w:r>
+              <w:rPr>
+                <w:szCs w:val="28"/>
+              </w:rPr>
+              <w:t>__ °C</w:t>
             </w:r>
           </w:p>
         </w:tc>
@@ -1432,7 +2289,7 @@
       <w:tr>
         <w:tc>
           <w:tcPr>
-            <w:tcW w:w="4739" w:type="dxa"/>
+            <w:tcW w:w="5778" w:type="dxa"/>
           </w:tcPr>
           <w:p>
             <w:pPr>
@@ -1445,13 +2302,63 @@
               <w:rPr>
                 <w:szCs w:val="28"/>
               </w:rPr>
-              <w:t>14A. HORNO PIZZERO: Cantidad de moldes por bandeja</w:t>
-            </w:r>
+              <w:t xml:space="preserve">14A. HORNO PIZZERO: </w:t>
+            </w:r>
+            <w:proofErr w:type="spellStart"/>
+            <w:r>
+              <w:rPr>
+                <w:szCs w:val="28"/>
+              </w:rPr>
+              <w:t>Cantidad</w:t>
+            </w:r>
+            <w:proofErr w:type="spellEnd"/>
+            <w:r>
+              <w:rPr>
+                <w:szCs w:val="28"/>
+              </w:rPr>
+              <w:t xml:space="preserve"> de </w:t>
+            </w:r>
+            <w:proofErr w:type="spellStart"/>
+            <w:r>
+              <w:rPr>
+                <w:szCs w:val="28"/>
+              </w:rPr>
+              <w:t>moldes</w:t>
+            </w:r>
+            <w:proofErr w:type="spellEnd"/>
+            <w:r>
+              <w:rPr>
+                <w:szCs w:val="28"/>
+              </w:rPr>
+              <w:t xml:space="preserve"> </w:t>
+            </w:r>
+            <w:proofErr w:type="spellStart"/>
+            <w:r>
+              <w:rPr>
+                <w:szCs w:val="28"/>
+              </w:rPr>
+              <w:t>por</w:t>
+            </w:r>
+            <w:proofErr w:type="spellEnd"/>
+            <w:r>
+              <w:rPr>
+                <w:szCs w:val="28"/>
+              </w:rPr>
+              <w:t xml:space="preserve"> </w:t>
+            </w:r>
+            <w:proofErr w:type="spellStart"/>
+            <w:r>
+              <w:rPr>
+                <w:szCs w:val="28"/>
+              </w:rPr>
+              <w:t>bandeja</w:t>
+            </w:r>
+            <w:proofErr w:type="spellEnd"/>
           </w:p>
         </w:tc>
         <w:tc>
           <w:tcPr>
-            <w:tcW w:w="2315" w:type="dxa"/>
+            <w:tcW w:w="1418" w:type="dxa"/>
           </w:tcPr>
           <w:p>
             <w:pPr>
@@ -1471,7 +2378,7 @@
         </w:tc>
         <w:tc>
           <w:tcPr>
-            <w:tcW w:w="3827" w:type="dxa"/>
+            <w:tcW w:w="3685" w:type="dxa"/>
           </w:tcPr>
           <w:p>
             <w:pPr>
@@ -1484,7 +2391,33 @@
               <w:rPr>
                 <w:szCs w:val="28"/>
               </w:rPr>
-              <w:t>_____ moldes / band.</w:t>
+              <w:t>__</w:t>
+            </w:r>
+            <w:r>
+              <w:rPr>
+                <w:sz w:val="18"/>
+              </w:rPr>
+              <w:t>_______________________</w:t>
+            </w:r>
+            <w:r>
+              <w:rPr>
+                <w:szCs w:val="28"/>
+              </w:rPr>
+              <w:t xml:space="preserve">___ </w:t>
+            </w:r>
+            <w:proofErr w:type="spellStart"/>
+            <w:r>
+              <w:rPr>
+                <w:szCs w:val="28"/>
+              </w:rPr>
+              <w:t>moldes</w:t>
+            </w:r>
+            <w:proofErr w:type="spellEnd"/>
+            <w:r>
+              <w:rPr>
+                <w:szCs w:val="28"/>
+              </w:rPr>
+              <w:t xml:space="preserve"> / band.</w:t>
             </w:r>
           </w:p>
         </w:tc>
@@ -1492,7 +2425,7 @@
       <w:tr>
         <w:tc>
           <w:tcPr>
-            <w:tcW w:w="4739" w:type="dxa"/>
+            <w:tcW w:w="5778" w:type="dxa"/>
           </w:tcPr>
           <w:p>
             <w:pPr>
@@ -1505,13 +2438,49 @@
               <w:rPr>
                 <w:szCs w:val="28"/>
               </w:rPr>
-              <w:t>14B. HORNO PIZZERO: Cantidad de bandejas totales</w:t>
-            </w:r>
+              <w:t xml:space="preserve">14B. HORNO PIZZERO: </w:t>
+            </w:r>
+            <w:proofErr w:type="spellStart"/>
+            <w:r>
+              <w:rPr>
+                <w:szCs w:val="28"/>
+              </w:rPr>
+              <w:t>Cantidad</w:t>
+            </w:r>
+            <w:proofErr w:type="spellEnd"/>
+            <w:r>
+              <w:rPr>
+                <w:szCs w:val="28"/>
+              </w:rPr>
+              <w:t xml:space="preserve"> de </w:t>
+            </w:r>
+            <w:proofErr w:type="spellStart"/>
+            <w:r>
+              <w:rPr>
+                <w:szCs w:val="28"/>
+              </w:rPr>
+              <w:t>bandejas</w:t>
+            </w:r>
+            <w:proofErr w:type="spellEnd"/>
+            <w:r>
+              <w:rPr>
+                <w:szCs w:val="28"/>
+              </w:rPr>
+              <w:t xml:space="preserve"> </w:t>
+            </w:r>
+            <w:proofErr w:type="spellStart"/>
+            <w:r>
+              <w:rPr>
+                <w:szCs w:val="28"/>
+              </w:rPr>
+              <w:t>totales</w:t>
+            </w:r>
+            <w:proofErr w:type="spellEnd"/>
           </w:p>
         </w:tc>
         <w:tc>
           <w:tcPr>
-            <w:tcW w:w="2315" w:type="dxa"/>
+            <w:tcW w:w="1418" w:type="dxa"/>
           </w:tcPr>
           <w:p>
             <w:pPr>
@@ -1531,7 +2500,7 @@
         </w:tc>
         <w:tc>
           <w:tcPr>
-            <w:tcW w:w="3827" w:type="dxa"/>
+            <w:tcW w:w="3685" w:type="dxa"/>
           </w:tcPr>
           <w:p>
             <w:pPr>
@@ -1544,15 +2513,63 @@
               <w:rPr>
                 <w:szCs w:val="28"/>
               </w:rPr>
-              <w:t>_____ bandejas en horno</w:t>
-            </w:r>
+              <w:t>___</w:t>
+            </w:r>
+            <w:r>
+              <w:rPr>
+                <w:sz w:val="18"/>
+              </w:rPr>
+              <w:t>___________________</w:t>
+            </w:r>
+            <w:r>
+              <w:rPr>
+                <w:szCs w:val="28"/>
+              </w:rPr>
+              <w:t xml:space="preserve">__ </w:t>
+            </w:r>
+            <w:proofErr w:type="spellStart"/>
+            <w:r>
+              <w:rPr>
+                <w:szCs w:val="28"/>
+              </w:rPr>
+              <w:t>bandejas</w:t>
+            </w:r>
+            <w:proofErr w:type="spellEnd"/>
+            <w:r>
+              <w:rPr>
+                <w:szCs w:val="28"/>
+              </w:rPr>
+              <w:t xml:space="preserve"> </w:t>
+            </w:r>
+            <w:proofErr w:type="spellStart"/>
+            <w:r>
+              <w:rPr>
+                <w:szCs w:val="28"/>
+              </w:rPr>
+              <w:t>en</w:t>
+            </w:r>
+            <w:proofErr w:type="spellEnd"/>
+            <w:r>
+              <w:rPr>
+                <w:szCs w:val="28"/>
+              </w:rPr>
+              <w:t xml:space="preserve"> </w:t>
+            </w:r>
+            <w:proofErr w:type="spellStart"/>
+            <w:r>
+              <w:rPr>
+                <w:szCs w:val="28"/>
+              </w:rPr>
+              <w:t>horno</w:t>
+            </w:r>
+            <w:proofErr w:type="spellEnd"/>
           </w:p>
         </w:tc>
       </w:tr>
       <w:tr>
         <w:tc>
           <w:tcPr>
-            <w:tcW w:w="4739" w:type="dxa"/>
+            <w:tcW w:w="5778" w:type="dxa"/>
           </w:tcPr>
           <w:p>
             <w:pPr>
@@ -1565,13 +2582,35 @@
               <w:rPr>
                 <w:szCs w:val="28"/>
               </w:rPr>
-              <w:t>14C. HORNO PIZZERO: Tiempo de Horneado</w:t>
-            </w:r>
+              <w:t xml:space="preserve">14C. HORNO PIZZERO: </w:t>
+            </w:r>
+            <w:proofErr w:type="spellStart"/>
+            <w:r>
+              <w:rPr>
+                <w:szCs w:val="28"/>
+              </w:rPr>
+              <w:t>Tiempo</w:t>
+            </w:r>
+            <w:proofErr w:type="spellEnd"/>
+            <w:r>
+              <w:rPr>
+                <w:szCs w:val="28"/>
+              </w:rPr>
+              <w:t xml:space="preserve"> de </w:t>
+            </w:r>
+            <w:proofErr w:type="spellStart"/>
+            <w:r>
+              <w:rPr>
+                <w:szCs w:val="28"/>
+              </w:rPr>
+              <w:t>Horneado</w:t>
+            </w:r>
+            <w:proofErr w:type="spellEnd"/>
           </w:p>
         </w:tc>
         <w:tc>
           <w:tcPr>
-            <w:tcW w:w="2315" w:type="dxa"/>
+            <w:tcW w:w="1418" w:type="dxa"/>
           </w:tcPr>
           <w:p>
             <w:pPr>
@@ -1591,7 +2630,7 @@
         </w:tc>
         <w:tc>
           <w:tcPr>
-            <w:tcW w:w="3827" w:type="dxa"/>
+            <w:tcW w:w="3685" w:type="dxa"/>
           </w:tcPr>
           <w:p>
             <w:pPr>
@@ -1604,7 +2643,19 @@
               <w:rPr>
                 <w:szCs w:val="28"/>
               </w:rPr>
-              <w:t>Temp: _____ °C</w:t>
+              <w:t>Temp: __</w:t>
+            </w:r>
+            <w:r>
+              <w:rPr>
+                <w:sz w:val="18"/>
+              </w:rPr>
+              <w:t>__________</w:t>
+            </w:r>
+            <w:r>
+              <w:rPr>
+                <w:szCs w:val="28"/>
+              </w:rPr>
+              <w:t>___ °C</w:t>
             </w:r>
           </w:p>
         </w:tc>
@@ -1612,7 +2663,7 @@
       <w:tr>
         <w:tc>
           <w:tcPr>
-            <w:tcW w:w="4739" w:type="dxa"/>
+            <w:tcW w:w="5778" w:type="dxa"/>
           </w:tcPr>
           <w:p>
             <w:pPr>
@@ -1625,13 +2676,77 @@
               <w:rPr>
                 <w:szCs w:val="28"/>
               </w:rPr>
-              <w:t>15. Retirado de hornos y traslado a cámara de frío</w:t>
-            </w:r>
+              <w:t xml:space="preserve">15. </w:t>
+            </w:r>
+            <w:proofErr w:type="spellStart"/>
+            <w:r>
+              <w:rPr>
+                <w:szCs w:val="28"/>
+              </w:rPr>
+              <w:t>Retirado</w:t>
+            </w:r>
+            <w:proofErr w:type="spellEnd"/>
+            <w:r>
+              <w:rPr>
+                <w:szCs w:val="28"/>
+              </w:rPr>
+              <w:t xml:space="preserve"> de </w:t>
+            </w:r>
+            <w:proofErr w:type="spellStart"/>
+            <w:r>
+              <w:rPr>
+                <w:szCs w:val="28"/>
+              </w:rPr>
+              <w:t>hornos</w:t>
+            </w:r>
+            <w:proofErr w:type="spellEnd"/>
+            <w:r>
+              <w:rPr>
+                <w:szCs w:val="28"/>
+              </w:rPr>
+              <w:t xml:space="preserve"> y </w:t>
+            </w:r>
+            <w:proofErr w:type="spellStart"/>
+            <w:r>
+              <w:rPr>
+                <w:szCs w:val="28"/>
+              </w:rPr>
+              <w:t>traslado</w:t>
+            </w:r>
+            <w:proofErr w:type="spellEnd"/>
+            <w:r>
+              <w:rPr>
+                <w:szCs w:val="28"/>
+              </w:rPr>
+              <w:t xml:space="preserve"> a </w:t>
+            </w:r>
+            <w:proofErr w:type="spellStart"/>
+            <w:r>
+              <w:rPr>
+                <w:szCs w:val="28"/>
+              </w:rPr>
+              <w:t>cámara</w:t>
+            </w:r>
+            <w:proofErr w:type="spellEnd"/>
+            <w:r>
+              <w:rPr>
+                <w:szCs w:val="28"/>
+              </w:rPr>
+              <w:t xml:space="preserve"> de </w:t>
+            </w:r>
+            <w:proofErr w:type="spellStart"/>
+            <w:r>
+              <w:rPr>
+                <w:szCs w:val="28"/>
+              </w:rPr>
+              <w:t>frío</w:t>
+            </w:r>
+            <w:proofErr w:type="spellEnd"/>
           </w:p>
         </w:tc>
         <w:tc>
           <w:tcPr>
-            <w:tcW w:w="2315" w:type="dxa"/>
+            <w:tcW w:w="1418" w:type="dxa"/>
           </w:tcPr>
           <w:p>
             <w:pPr>
@@ -1651,7 +2766,7 @@
         </w:tc>
         <w:tc>
           <w:tcPr>
-            <w:tcW w:w="3827" w:type="dxa"/>
+            <w:tcW w:w="3685" w:type="dxa"/>
           </w:tcPr>
           <w:p>
             <w:pPr>
@@ -1666,7 +2781,7 @@
       <w:tr>
         <w:tc>
           <w:tcPr>
-            <w:tcW w:w="4739" w:type="dxa"/>
+            <w:tcW w:w="5778" w:type="dxa"/>
           </w:tcPr>
           <w:p>
             <w:pPr>
@@ -1679,13 +2794,63 @@
               <w:rPr>
                 <w:szCs w:val="28"/>
               </w:rPr>
-              <w:t>16. Enfriamiento / Abatimiento en cámara</w:t>
-            </w:r>
+              <w:t xml:space="preserve">16. </w:t>
+            </w:r>
+            <w:proofErr w:type="spellStart"/>
+            <w:r>
+              <w:rPr>
+                <w:szCs w:val="28"/>
+              </w:rPr>
+              <w:t>Enfriamiento</w:t>
+            </w:r>
+            <w:proofErr w:type="spellEnd"/>
+            <w:r>
+              <w:rPr>
+                <w:szCs w:val="28"/>
+              </w:rPr>
+              <w:t xml:space="preserve"> / </w:t>
+            </w:r>
+            <w:proofErr w:type="spellStart"/>
+            <w:r>
+              <w:rPr>
+                <w:szCs w:val="28"/>
+              </w:rPr>
+              <w:t>Abatimiento</w:t>
+            </w:r>
+            <w:proofErr w:type="spellEnd"/>
+            <w:r>
+              <w:rPr>
+                <w:szCs w:val="28"/>
+              </w:rPr>
+              <w:t xml:space="preserve"> </w:t>
+            </w:r>
+            <w:proofErr w:type="spellStart"/>
+            <w:r>
+              <w:rPr>
+                <w:szCs w:val="28"/>
+              </w:rPr>
+              <w:t>en</w:t>
+            </w:r>
+            <w:proofErr w:type="spellEnd"/>
+            <w:r>
+              <w:rPr>
+                <w:szCs w:val="28"/>
+              </w:rPr>
+              <w:t xml:space="preserve"> </w:t>
+            </w:r>
+            <w:proofErr w:type="spellStart"/>
+            <w:r>
+              <w:rPr>
+                <w:szCs w:val="28"/>
+              </w:rPr>
+              <w:t>cámara</w:t>
+            </w:r>
+            <w:proofErr w:type="spellEnd"/>
           </w:p>
         </w:tc>
         <w:tc>
           <w:tcPr>
-            <w:tcW w:w="2315" w:type="dxa"/>
+            <w:tcW w:w="1418" w:type="dxa"/>
           </w:tcPr>
           <w:p>
             <w:pPr>
@@ -1705,7 +2870,7 @@
         </w:tc>
         <w:tc>
           <w:tcPr>
-            <w:tcW w:w="3827" w:type="dxa"/>
+            <w:tcW w:w="3685" w:type="dxa"/>
           </w:tcPr>
           <w:p>
             <w:pPr>
@@ -1718,15 +2883,37 @@
               <w:rPr>
                 <w:szCs w:val="28"/>
               </w:rPr>
-              <w:t>Hasta poder envasar</w:t>
-            </w:r>
+              <w:t xml:space="preserve">Hasta </w:t>
+            </w:r>
+            <w:proofErr w:type="spellStart"/>
+            <w:r>
+              <w:rPr>
+                <w:szCs w:val="28"/>
+              </w:rPr>
+              <w:t>poder</w:t>
+            </w:r>
+            <w:proofErr w:type="spellEnd"/>
+            <w:r>
+              <w:rPr>
+                <w:szCs w:val="28"/>
+              </w:rPr>
+              <w:t xml:space="preserve"> </w:t>
+            </w:r>
+            <w:proofErr w:type="spellStart"/>
+            <w:r>
+              <w:rPr>
+                <w:szCs w:val="28"/>
+              </w:rPr>
+              <w:t>envasar</w:t>
+            </w:r>
+            <w:proofErr w:type="spellEnd"/>
           </w:p>
         </w:tc>
       </w:tr>
       <w:tr>
         <w:tc>
           <w:tcPr>
-            <w:tcW w:w="4739" w:type="dxa"/>
+            <w:tcW w:w="5778" w:type="dxa"/>
           </w:tcPr>
           <w:p>
             <w:pPr>
@@ -1739,13 +2926,63 @@
               <w:rPr>
                 <w:szCs w:val="28"/>
               </w:rPr>
-              <w:t>17. Traslado al área de envasado al vacío</w:t>
-            </w:r>
+              <w:t xml:space="preserve">17. </w:t>
+            </w:r>
+            <w:proofErr w:type="spellStart"/>
+            <w:r>
+              <w:rPr>
+                <w:szCs w:val="28"/>
+              </w:rPr>
+              <w:t>Traslado</w:t>
+            </w:r>
+            <w:proofErr w:type="spellEnd"/>
+            <w:r>
+              <w:rPr>
+                <w:szCs w:val="28"/>
+              </w:rPr>
+              <w:t xml:space="preserve"> al </w:t>
+            </w:r>
+            <w:proofErr w:type="spellStart"/>
+            <w:r>
+              <w:rPr>
+                <w:szCs w:val="28"/>
+              </w:rPr>
+              <w:t>área</w:t>
+            </w:r>
+            <w:proofErr w:type="spellEnd"/>
+            <w:r>
+              <w:rPr>
+                <w:szCs w:val="28"/>
+              </w:rPr>
+              <w:t xml:space="preserve"> de </w:t>
+            </w:r>
+            <w:proofErr w:type="spellStart"/>
+            <w:r>
+              <w:rPr>
+                <w:szCs w:val="28"/>
+              </w:rPr>
+              <w:t>envasado</w:t>
+            </w:r>
+            <w:proofErr w:type="spellEnd"/>
+            <w:r>
+              <w:rPr>
+                <w:szCs w:val="28"/>
+              </w:rPr>
+              <w:t xml:space="preserve"> al </w:t>
+            </w:r>
+            <w:proofErr w:type="spellStart"/>
+            <w:r>
+              <w:rPr>
+                <w:szCs w:val="28"/>
+              </w:rPr>
+              <w:t>vacío</w:t>
+            </w:r>
+            <w:proofErr w:type="spellEnd"/>
           </w:p>
         </w:tc>
         <w:tc>
           <w:tcPr>
-            <w:tcW w:w="2315" w:type="dxa"/>
+            <w:tcW w:w="1418" w:type="dxa"/>
           </w:tcPr>
           <w:p>
             <w:pPr>
@@ -1765,7 +3002,7 @@
         </w:tc>
         <w:tc>
           <w:tcPr>
-            <w:tcW w:w="3827" w:type="dxa"/>
+            <w:tcW w:w="3685" w:type="dxa"/>
           </w:tcPr>
           <w:p>
             <w:pPr>
@@ -1780,7 +3017,7 @@
       <w:tr>
         <w:tc>
           <w:tcPr>
-            <w:tcW w:w="4739" w:type="dxa"/>
+            <w:tcW w:w="5778" w:type="dxa"/>
           </w:tcPr>
           <w:p>
             <w:pPr>
@@ -1793,13 +3030,49 @@
               <w:rPr>
                 <w:szCs w:val="28"/>
               </w:rPr>
-              <w:t>18. Envasado, sellado y etiquetado</w:t>
-            </w:r>
+              <w:t xml:space="preserve">18. </w:t>
+            </w:r>
+            <w:proofErr w:type="spellStart"/>
+            <w:r>
+              <w:rPr>
+                <w:szCs w:val="28"/>
+              </w:rPr>
+              <w:t>Envasado</w:t>
+            </w:r>
+            <w:proofErr w:type="spellEnd"/>
+            <w:r>
+              <w:rPr>
+                <w:szCs w:val="28"/>
+              </w:rPr>
+              <w:t xml:space="preserve">, </w:t>
+            </w:r>
+            <w:proofErr w:type="spellStart"/>
+            <w:r>
+              <w:rPr>
+                <w:szCs w:val="28"/>
+              </w:rPr>
+              <w:t>sellado</w:t>
+            </w:r>
+            <w:proofErr w:type="spellEnd"/>
+            <w:r>
+              <w:rPr>
+                <w:szCs w:val="28"/>
+              </w:rPr>
+              <w:t xml:space="preserve"> y </w:t>
+            </w:r>
+            <w:proofErr w:type="spellStart"/>
+            <w:r>
+              <w:rPr>
+                <w:szCs w:val="28"/>
+              </w:rPr>
+              <w:t>etiquetado</w:t>
+            </w:r>
+            <w:proofErr w:type="spellEnd"/>
           </w:p>
         </w:tc>
         <w:tc>
           <w:tcPr>
-            <w:tcW w:w="2315" w:type="dxa"/>
+            <w:tcW w:w="1418" w:type="dxa"/>
           </w:tcPr>
           <w:p>
             <w:pPr>
@@ -1813,13 +3086,21 @@
               <w:rPr>
                 <w:szCs w:val="28"/>
               </w:rPr>
-              <w:t>min / lote</w:t>
-            </w:r>
+              <w:t>min/</w:t>
+            </w:r>
+            <w:proofErr w:type="spellStart"/>
+            <w:r>
+              <w:rPr>
+                <w:szCs w:val="28"/>
+              </w:rPr>
+              <w:t>lote</w:t>
+            </w:r>
+            <w:proofErr w:type="spellEnd"/>
           </w:p>
         </w:tc>
         <w:tc>
           <w:tcPr>
-            <w:tcW w:w="3827" w:type="dxa"/>
+            <w:tcW w:w="3685" w:type="dxa"/>
           </w:tcPr>
           <w:p>
             <w:pPr>
@@ -1838,9 +3119,12 @@
         </w:tc>
       </w:tr>
       <w:tr>
+        <w:trPr>
+          <w:trHeight w:val="185"/>
+        </w:trPr>
         <w:tc>
           <w:tcPr>
-            <w:tcW w:w="4739" w:type="dxa"/>
+            <w:tcW w:w="5778" w:type="dxa"/>
           </w:tcPr>
           <w:p>
             <w:pPr>
@@ -1859,7 +3143,7 @@
         </w:tc>
         <w:tc>
           <w:tcPr>
-            <w:tcW w:w="2315" w:type="dxa"/>
+            <w:tcW w:w="1418" w:type="dxa"/>
           </w:tcPr>
           <w:p>
             <w:pPr>
@@ -1879,7 +3163,7 @@
         </w:tc>
         <w:tc>
           <w:tcPr>
-            <w:tcW w:w="3827" w:type="dxa"/>
+            <w:tcW w:w="3685" w:type="dxa"/>
           </w:tcPr>
           <w:p>
             <w:pPr>
@@ -1894,7 +3178,7 @@
       <w:tr>
         <w:tc>
           <w:tcPr>
-            <w:tcW w:w="4739" w:type="dxa"/>
+            <w:tcW w:w="5778" w:type="dxa"/>
             <w:shd w:val="clear" w:color="auto" w:fill="FDF2F8"/>
           </w:tcPr>
           <w:p>
@@ -1916,7 +3200,7 @@
         </w:tc>
         <w:tc>
           <w:tcPr>
-            <w:tcW w:w="2315" w:type="dxa"/>
+            <w:tcW w:w="1418" w:type="dxa"/>
             <w:shd w:val="clear" w:color="auto" w:fill="FDF2F8"/>
           </w:tcPr>
           <w:p>
@@ -1939,7 +3223,7 @@
         </w:tc>
         <w:tc>
           <w:tcPr>
-            <w:tcW w:w="3827" w:type="dxa"/>
+            <w:tcW w:w="3685" w:type="dxa"/>
             <w:shd w:val="clear" w:color="auto" w:fill="FDF2F8"/>
           </w:tcPr>
           <w:p>

--- a/06_Estandarizacion_Procesos/Planilla_Relevamiento_Tortillas_Estilizado.docx
+++ b/06_Estandarizacion_Procesos/Planilla_Relevamiento_Tortillas_Estilizado.docx
@@ -615,8 +615,8 @@
       </w:tblPr>
       <w:tblGrid>
         <w:gridCol w:w="5778"/>
-        <w:gridCol w:w="1418"/>
-        <w:gridCol w:w="3685"/>
+        <w:gridCol w:w="1560"/>
+        <w:gridCol w:w="3543"/>
       </w:tblGrid>
       <w:tr>
         <w:tc>
@@ -651,7 +651,7 @@
         </w:tc>
         <w:tc>
           <w:tcPr>
-            <w:tcW w:w="1418" w:type="dxa"/>
+            <w:tcW w:w="1560" w:type="dxa"/>
             <w:shd w:val="clear" w:color="auto" w:fill="EEEEEE"/>
           </w:tcPr>
           <w:p>
@@ -682,7 +682,7 @@
         </w:tc>
         <w:tc>
           <w:tcPr>
-            <w:tcW w:w="3685" w:type="dxa"/>
+            <w:tcW w:w="3543" w:type="dxa"/>
             <w:shd w:val="clear" w:color="auto" w:fill="EEEEEE"/>
           </w:tcPr>
           <w:p>
@@ -776,7 +776,7 @@
         </w:tc>
         <w:tc>
           <w:tcPr>
-            <w:tcW w:w="1418" w:type="dxa"/>
+            <w:tcW w:w="1560" w:type="dxa"/>
           </w:tcPr>
           <w:p>
             <w:pPr>
@@ -796,7 +796,7 @@
         </w:tc>
         <w:tc>
           <w:tcPr>
-            <w:tcW w:w="3685" w:type="dxa"/>
+            <w:tcW w:w="3543" w:type="dxa"/>
           </w:tcPr>
           <w:p>
             <w:pPr>
@@ -886,7 +886,7 @@
         </w:tc>
         <w:tc>
           <w:tcPr>
-            <w:tcW w:w="1418" w:type="dxa"/>
+            <w:tcW w:w="1560" w:type="dxa"/>
           </w:tcPr>
           <w:p>
             <w:pPr>
@@ -906,7 +906,7 @@
         </w:tc>
         <w:tc>
           <w:tcPr>
-            <w:tcW w:w="3685" w:type="dxa"/>
+            <w:tcW w:w="3543" w:type="dxa"/>
           </w:tcPr>
           <w:p>
             <w:pPr>
@@ -919,7 +919,7 @@
               <w:rPr>
                 <w:szCs w:val="28"/>
               </w:rPr>
-              <w:t>¿Cant. personas? ___</w:t>
+              <w:t xml:space="preserve">¿Cant. personas? </w:t>
             </w:r>
           </w:p>
         </w:tc>
@@ -982,7 +982,7 @@
         </w:tc>
         <w:tc>
           <w:tcPr>
-            <w:tcW w:w="1418" w:type="dxa"/>
+            <w:tcW w:w="1560" w:type="dxa"/>
           </w:tcPr>
           <w:p>
             <w:pPr>
@@ -1002,7 +1002,7 @@
         </w:tc>
         <w:tc>
           <w:tcPr>
-            <w:tcW w:w="3685" w:type="dxa"/>
+            <w:tcW w:w="3543" w:type="dxa"/>
           </w:tcPr>
           <w:p>
             <w:pPr>
@@ -1072,7 +1072,7 @@
         </w:tc>
         <w:tc>
           <w:tcPr>
-            <w:tcW w:w="1418" w:type="dxa"/>
+            <w:tcW w:w="1560" w:type="dxa"/>
           </w:tcPr>
           <w:p>
             <w:pPr>
@@ -1100,7 +1100,7 @@
         </w:tc>
         <w:tc>
           <w:tcPr>
-            <w:tcW w:w="3685" w:type="dxa"/>
+            <w:tcW w:w="3543" w:type="dxa"/>
           </w:tcPr>
           <w:p>
             <w:pPr>
@@ -1156,7 +1156,7 @@
         </w:tc>
         <w:tc>
           <w:tcPr>
-            <w:tcW w:w="1418" w:type="dxa"/>
+            <w:tcW w:w="1560" w:type="dxa"/>
           </w:tcPr>
           <w:p>
             <w:pPr>
@@ -1176,7 +1176,7 @@
         </w:tc>
         <w:tc>
           <w:tcPr>
-            <w:tcW w:w="3685" w:type="dxa"/>
+            <w:tcW w:w="3543" w:type="dxa"/>
           </w:tcPr>
           <w:p>
             <w:pPr>
@@ -1232,7 +1232,7 @@
         </w:tc>
         <w:tc>
           <w:tcPr>
-            <w:tcW w:w="1418" w:type="dxa"/>
+            <w:tcW w:w="1560" w:type="dxa"/>
           </w:tcPr>
           <w:p>
             <w:pPr>
@@ -1252,7 +1252,7 @@
         </w:tc>
         <w:tc>
           <w:tcPr>
-            <w:tcW w:w="3685" w:type="dxa"/>
+            <w:tcW w:w="3543" w:type="dxa"/>
           </w:tcPr>
           <w:p>
             <w:pPr>
@@ -1279,19 +1279,19 @@
               <w:rPr>
                 <w:szCs w:val="28"/>
               </w:rPr>
-              <w:t xml:space="preserve"> a temp? _</w:t>
-            </w:r>
-            <w:r>
-              <w:rPr>
-                <w:sz w:val="18"/>
-              </w:rPr>
-              <w:t>_______</w:t>
-            </w:r>
-            <w:r>
-              <w:rPr>
-                <w:szCs w:val="28"/>
-              </w:rPr>
-              <w:t>__°C</w:t>
+              <w:t xml:space="preserve"> a temp? </w:t>
+            </w:r>
+            <w:r>
+              <w:rPr>
+                <w:szCs w:val="28"/>
+              </w:rPr>
+              <w:t xml:space="preserve">                           </w:t>
+            </w:r>
+            <w:r>
+              <w:rPr>
+                <w:szCs w:val="28"/>
+              </w:rPr>
+              <w:t>°C</w:t>
             </w:r>
           </w:p>
         </w:tc>
@@ -1360,7 +1360,7 @@
         </w:tc>
         <w:tc>
           <w:tcPr>
-            <w:tcW w:w="1418" w:type="dxa"/>
+            <w:tcW w:w="1560" w:type="dxa"/>
           </w:tcPr>
           <w:p>
             <w:pPr>
@@ -1388,7 +1388,7 @@
         </w:tc>
         <w:tc>
           <w:tcPr>
-            <w:tcW w:w="3685" w:type="dxa"/>
+            <w:tcW w:w="3543" w:type="dxa"/>
           </w:tcPr>
           <w:p>
             <w:pPr>
@@ -1484,7 +1484,7 @@
         </w:tc>
         <w:tc>
           <w:tcPr>
-            <w:tcW w:w="1418" w:type="dxa"/>
+            <w:tcW w:w="1560" w:type="dxa"/>
           </w:tcPr>
           <w:p>
             <w:pPr>
@@ -1504,7 +1504,7 @@
         </w:tc>
         <w:tc>
           <w:tcPr>
-            <w:tcW w:w="3685" w:type="dxa"/>
+            <w:tcW w:w="3543" w:type="dxa"/>
           </w:tcPr>
           <w:p>
             <w:pPr>
@@ -1608,7 +1608,7 @@
         </w:tc>
         <w:tc>
           <w:tcPr>
-            <w:tcW w:w="1418" w:type="dxa"/>
+            <w:tcW w:w="1560" w:type="dxa"/>
           </w:tcPr>
           <w:p>
             <w:pPr>
@@ -1628,7 +1628,7 @@
         </w:tc>
         <w:tc>
           <w:tcPr>
-            <w:tcW w:w="3685" w:type="dxa"/>
+            <w:tcW w:w="3543" w:type="dxa"/>
           </w:tcPr>
           <w:p>
             <w:pPr>
@@ -1704,7 +1704,7 @@
         </w:tc>
         <w:tc>
           <w:tcPr>
-            <w:tcW w:w="1418" w:type="dxa"/>
+            <w:tcW w:w="1560" w:type="dxa"/>
           </w:tcPr>
           <w:p>
             <w:pPr>
@@ -1724,7 +1724,7 @@
         </w:tc>
         <w:tc>
           <w:tcPr>
-            <w:tcW w:w="3685" w:type="dxa"/>
+            <w:tcW w:w="3543" w:type="dxa"/>
           </w:tcPr>
           <w:p>
             <w:pPr>
@@ -1780,7 +1780,7 @@
         </w:tc>
         <w:tc>
           <w:tcPr>
-            <w:tcW w:w="1418" w:type="dxa"/>
+            <w:tcW w:w="1560" w:type="dxa"/>
           </w:tcPr>
           <w:p>
             <w:pPr>
@@ -1800,7 +1800,7 @@
         </w:tc>
         <w:tc>
           <w:tcPr>
-            <w:tcW w:w="3685" w:type="dxa"/>
+            <w:tcW w:w="3543" w:type="dxa"/>
           </w:tcPr>
           <w:p>
             <w:pPr>
@@ -1813,7 +1813,7 @@
               <w:rPr>
                 <w:szCs w:val="28"/>
               </w:rPr>
-              <w:t>¿Cant. personas? ___</w:t>
+              <w:t xml:space="preserve">¿Cant. personas? </w:t>
             </w:r>
           </w:p>
         </w:tc>
@@ -1904,7 +1904,7 @@
         </w:tc>
         <w:tc>
           <w:tcPr>
-            <w:tcW w:w="1418" w:type="dxa"/>
+            <w:tcW w:w="1560" w:type="dxa"/>
           </w:tcPr>
           <w:p>
             <w:pPr>
@@ -1924,7 +1924,7 @@
         </w:tc>
         <w:tc>
           <w:tcPr>
-            <w:tcW w:w="3685" w:type="dxa"/>
+            <w:tcW w:w="3543" w:type="dxa"/>
           </w:tcPr>
           <w:p>
             <w:pPr>
@@ -2008,7 +2008,7 @@
         </w:tc>
         <w:tc>
           <w:tcPr>
-            <w:tcW w:w="1418" w:type="dxa"/>
+            <w:tcW w:w="1560" w:type="dxa"/>
           </w:tcPr>
           <w:p>
             <w:pPr>
@@ -2028,21 +2028,16 @@
         </w:tc>
         <w:tc>
           <w:tcPr>
-            <w:tcW w:w="3685" w:type="dxa"/>
+            <w:tcW w:w="3543" w:type="dxa"/>
           </w:tcPr>
           <w:p>
             <w:pPr>
+              <w:jc w:val="right"/>
               <w:rPr>
                 <w:sz w:val="28"/>
                 <w:szCs w:val="28"/>
               </w:rPr>
             </w:pPr>
-            <w:r>
-              <w:rPr>
-                <w:szCs w:val="28"/>
-              </w:rPr>
-              <w:t xml:space="preserve">_____ </w:t>
-            </w:r>
             <w:proofErr w:type="spellStart"/>
             <w:r>
               <w:rPr>
@@ -2118,7 +2113,7 @@
         </w:tc>
         <w:tc>
           <w:tcPr>
-            <w:tcW w:w="1418" w:type="dxa"/>
+            <w:tcW w:w="1560" w:type="dxa"/>
           </w:tcPr>
           <w:p>
             <w:pPr>
@@ -2138,21 +2133,16 @@
         </w:tc>
         <w:tc>
           <w:tcPr>
-            <w:tcW w:w="3685" w:type="dxa"/>
+            <w:tcW w:w="3543" w:type="dxa"/>
           </w:tcPr>
           <w:p>
             <w:pPr>
+              <w:jc w:val="right"/>
               <w:rPr>
                 <w:sz w:val="28"/>
                 <w:szCs w:val="28"/>
               </w:rPr>
             </w:pPr>
-            <w:r>
-              <w:rPr>
-                <w:szCs w:val="28"/>
-              </w:rPr>
-              <w:t xml:space="preserve">_____ </w:t>
-            </w:r>
             <w:proofErr w:type="spellStart"/>
             <w:r>
               <w:rPr>
@@ -2236,7 +2226,7 @@
         </w:tc>
         <w:tc>
           <w:tcPr>
-            <w:tcW w:w="1418" w:type="dxa"/>
+            <w:tcW w:w="1560" w:type="dxa"/>
           </w:tcPr>
           <w:p>
             <w:pPr>
@@ -2256,7 +2246,7 @@
         </w:tc>
         <w:tc>
           <w:tcPr>
-            <w:tcW w:w="3685" w:type="dxa"/>
+            <w:tcW w:w="3543" w:type="dxa"/>
           </w:tcPr>
           <w:p>
             <w:pPr>
@@ -2358,7 +2348,7 @@
         </w:tc>
         <w:tc>
           <w:tcPr>
-            <w:tcW w:w="1418" w:type="dxa"/>
+            <w:tcW w:w="1560" w:type="dxa"/>
           </w:tcPr>
           <w:p>
             <w:pPr>
@@ -2378,33 +2368,16 @@
         </w:tc>
         <w:tc>
           <w:tcPr>
-            <w:tcW w:w="3685" w:type="dxa"/>
+            <w:tcW w:w="3543" w:type="dxa"/>
           </w:tcPr>
           <w:p>
             <w:pPr>
+              <w:jc w:val="right"/>
               <w:rPr>
                 <w:sz w:val="28"/>
                 <w:szCs w:val="28"/>
               </w:rPr>
             </w:pPr>
-            <w:r>
-              <w:rPr>
-                <w:szCs w:val="28"/>
-              </w:rPr>
-              <w:t>__</w:t>
-            </w:r>
-            <w:r>
-              <w:rPr>
-                <w:sz w:val="18"/>
-              </w:rPr>
-              <w:t>_______________________</w:t>
-            </w:r>
-            <w:r>
-              <w:rPr>
-                <w:szCs w:val="28"/>
-              </w:rPr>
-              <w:t xml:space="preserve">___ </w:t>
-            </w:r>
             <w:proofErr w:type="spellStart"/>
             <w:r>
               <w:rPr>
@@ -2480,7 +2453,7 @@
         </w:tc>
         <w:tc>
           <w:tcPr>
-            <w:tcW w:w="1418" w:type="dxa"/>
+            <w:tcW w:w="1560" w:type="dxa"/>
           </w:tcPr>
           <w:p>
             <w:pPr>
@@ -2500,33 +2473,16 @@
         </w:tc>
         <w:tc>
           <w:tcPr>
-            <w:tcW w:w="3685" w:type="dxa"/>
+            <w:tcW w:w="3543" w:type="dxa"/>
           </w:tcPr>
           <w:p>
             <w:pPr>
+              <w:jc w:val="right"/>
               <w:rPr>
                 <w:sz w:val="28"/>
                 <w:szCs w:val="28"/>
               </w:rPr>
             </w:pPr>
-            <w:r>
-              <w:rPr>
-                <w:szCs w:val="28"/>
-              </w:rPr>
-              <w:t>___</w:t>
-            </w:r>
-            <w:r>
-              <w:rPr>
-                <w:sz w:val="18"/>
-              </w:rPr>
-              <w:t>___________________</w:t>
-            </w:r>
-            <w:r>
-              <w:rPr>
-                <w:szCs w:val="28"/>
-              </w:rPr>
-              <w:t xml:space="preserve">__ </w:t>
-            </w:r>
             <w:proofErr w:type="spellStart"/>
             <w:r>
               <w:rPr>
@@ -2610,7 +2566,7 @@
         </w:tc>
         <w:tc>
           <w:tcPr>
-            <w:tcW w:w="1418" w:type="dxa"/>
+            <w:tcW w:w="1560" w:type="dxa"/>
           </w:tcPr>
           <w:p>
             <w:pPr>
@@ -2630,7 +2586,7 @@
         </w:tc>
         <w:tc>
           <w:tcPr>
-            <w:tcW w:w="3685" w:type="dxa"/>
+            <w:tcW w:w="3543" w:type="dxa"/>
           </w:tcPr>
           <w:p>
             <w:pPr>
@@ -2746,7 +2702,7 @@
         </w:tc>
         <w:tc>
           <w:tcPr>
-            <w:tcW w:w="1418" w:type="dxa"/>
+            <w:tcW w:w="1560" w:type="dxa"/>
           </w:tcPr>
           <w:p>
             <w:pPr>
@@ -2766,7 +2722,7 @@
         </w:tc>
         <w:tc>
           <w:tcPr>
-            <w:tcW w:w="3685" w:type="dxa"/>
+            <w:tcW w:w="3543" w:type="dxa"/>
           </w:tcPr>
           <w:p>
             <w:pPr>
@@ -2850,7 +2806,7 @@
         </w:tc>
         <w:tc>
           <w:tcPr>
-            <w:tcW w:w="1418" w:type="dxa"/>
+            <w:tcW w:w="1560" w:type="dxa"/>
           </w:tcPr>
           <w:p>
             <w:pPr>
@@ -2870,7 +2826,7 @@
         </w:tc>
         <w:tc>
           <w:tcPr>
-            <w:tcW w:w="3685" w:type="dxa"/>
+            <w:tcW w:w="3543" w:type="dxa"/>
           </w:tcPr>
           <w:p>
             <w:pPr>
@@ -2982,7 +2938,7 @@
         </w:tc>
         <w:tc>
           <w:tcPr>
-            <w:tcW w:w="1418" w:type="dxa"/>
+            <w:tcW w:w="1560" w:type="dxa"/>
           </w:tcPr>
           <w:p>
             <w:pPr>
@@ -3002,7 +2958,7 @@
         </w:tc>
         <w:tc>
           <w:tcPr>
-            <w:tcW w:w="3685" w:type="dxa"/>
+            <w:tcW w:w="3543" w:type="dxa"/>
           </w:tcPr>
           <w:p>
             <w:pPr>
@@ -3072,7 +3028,7 @@
         </w:tc>
         <w:tc>
           <w:tcPr>
-            <w:tcW w:w="1418" w:type="dxa"/>
+            <w:tcW w:w="1560" w:type="dxa"/>
           </w:tcPr>
           <w:p>
             <w:pPr>
@@ -3100,7 +3056,7 @@
         </w:tc>
         <w:tc>
           <w:tcPr>
-            <w:tcW w:w="3685" w:type="dxa"/>
+            <w:tcW w:w="3543" w:type="dxa"/>
           </w:tcPr>
           <w:p>
             <w:pPr>
@@ -3113,7 +3069,7 @@
               <w:rPr>
                 <w:szCs w:val="28"/>
               </w:rPr>
-              <w:t>¿Cant. personas? ___</w:t>
+              <w:t xml:space="preserve">¿Cant. personas? </w:t>
             </w:r>
           </w:p>
         </w:tc>
@@ -3143,7 +3099,7 @@
         </w:tc>
         <w:tc>
           <w:tcPr>
-            <w:tcW w:w="1418" w:type="dxa"/>
+            <w:tcW w:w="1560" w:type="dxa"/>
           </w:tcPr>
           <w:p>
             <w:pPr>
@@ -3163,7 +3119,7 @@
         </w:tc>
         <w:tc>
           <w:tcPr>
-            <w:tcW w:w="3685" w:type="dxa"/>
+            <w:tcW w:w="3543" w:type="dxa"/>
           </w:tcPr>
           <w:p>
             <w:pPr>
@@ -3200,7 +3156,7 @@
         </w:tc>
         <w:tc>
           <w:tcPr>
-            <w:tcW w:w="1418" w:type="dxa"/>
+            <w:tcW w:w="1560" w:type="dxa"/>
             <w:shd w:val="clear" w:color="auto" w:fill="FDF2F8"/>
           </w:tcPr>
           <w:p>
@@ -3223,7 +3179,7 @@
         </w:tc>
         <w:tc>
           <w:tcPr>
-            <w:tcW w:w="3685" w:type="dxa"/>
+            <w:tcW w:w="3543" w:type="dxa"/>
             <w:shd w:val="clear" w:color="auto" w:fill="FDF2F8"/>
           </w:tcPr>
           <w:p>

--- a/06_Estandarizacion_Procesos/Planilla_Relevamiento_Tortillas_Estilizado.docx
+++ b/06_Estandarizacion_Procesos/Planilla_Relevamiento_Tortillas_Estilizado.docx
@@ -1285,7 +1285,19 @@
               <w:rPr>
                 <w:szCs w:val="28"/>
               </w:rPr>
-              <w:t xml:space="preserve">                           </w:t>
+              <w:t xml:space="preserve">              </w:t>
+            </w:r>
+            <w:r>
+              <w:rPr>
+                <w:szCs w:val="28"/>
+              </w:rPr>
+              <w:t xml:space="preserve">  </w:t>
+            </w:r>
+            <w:r>
+              <w:rPr>
+                <w:szCs w:val="28"/>
+              </w:rPr>
+              <w:t xml:space="preserve">  </w:t>
             </w:r>
             <w:r>
               <w:rPr>
@@ -2259,19 +2271,19 @@
               <w:rPr>
                 <w:szCs w:val="28"/>
               </w:rPr>
-              <w:t>Temp: ___</w:t>
-            </w:r>
-            <w:r>
-              <w:rPr>
-                <w:sz w:val="18"/>
-              </w:rPr>
-              <w:t>___________</w:t>
-            </w:r>
-            <w:r>
-              <w:rPr>
-                <w:szCs w:val="28"/>
-              </w:rPr>
-              <w:t>__ °C</w:t>
+              <w:t xml:space="preserve">Temp: </w:t>
+            </w:r>
+            <w:r>
+              <w:rPr>
+                <w:szCs w:val="28"/>
+              </w:rPr>
+              <w:t xml:space="preserve">             </w:t>
+            </w:r>
+            <w:r>
+              <w:rPr>
+                <w:szCs w:val="28"/>
+              </w:rPr>
+              <w:t>°C</w:t>
             </w:r>
           </w:p>
         </w:tc>
@@ -2599,19 +2611,19 @@
               <w:rPr>
                 <w:szCs w:val="28"/>
               </w:rPr>
-              <w:t>Temp: __</w:t>
-            </w:r>
-            <w:r>
-              <w:rPr>
-                <w:sz w:val="18"/>
-              </w:rPr>
-              <w:t>__________</w:t>
-            </w:r>
-            <w:r>
-              <w:rPr>
-                <w:szCs w:val="28"/>
-              </w:rPr>
-              <w:t>___ °C</w:t>
+              <w:t xml:space="preserve">Temp: </w:t>
+            </w:r>
+            <w:r>
+              <w:rPr>
+                <w:szCs w:val="28"/>
+              </w:rPr>
+              <w:t xml:space="preserve">            </w:t>
+            </w:r>
+            <w:r>
+              <w:rPr>
+                <w:szCs w:val="28"/>
+              </w:rPr>
+              <w:t>°C</w:t>
             </w:r>
           </w:p>
         </w:tc>
